--- a/lessons/2-4/downloads/reveal/2.4-session-1-practice-form-a.docx
+++ b/lessons/2-4/downloads/reveal/2.4-session-1-practice-form-a.docx
@@ -15,7 +15,7 @@
         <w:rPr>
           <w:rFonts w:ascii="Avenir Next" w:hAnsi="Avenir Next" w:cs="Avenir Next" w:eastAsia="Avenir Next"/>
           <w:color w:val="1A1A1A"/>
-          <w:sz w:val="20"/>
+          <w:sz w:val="22"/>
           <w:szCs w:val="20"/>
         </w:rPr>
         <w:t xml:space="preserve">Name</w:t>
@@ -33,7 +33,7 @@
         <w:rPr>
           <w:rFonts w:ascii="Avenir Next" w:hAnsi="Avenir Next" w:cs="Avenir Next" w:eastAsia="Avenir Next"/>
           <w:color w:val="1A1A1A"/>
-          <w:sz w:val="20"/>
+          <w:sz w:val="22"/>
           <w:szCs w:val="20"/>
         </w:rPr>
         <w:t xml:space="preserve">   Date</w:t>
@@ -51,7 +51,7 @@
         <w:rPr>
           <w:rFonts w:ascii="Avenir Next" w:hAnsi="Avenir Next" w:cs="Avenir Next" w:eastAsia="Avenir Next"/>
           <w:color w:val="1A1A1A"/>
-          <w:sz w:val="20"/>
+          <w:sz w:val="22"/>
           <w:szCs w:val="20"/>
         </w:rPr>
         <w:t xml:space="preserve">   Period</w:t>
@@ -78,7 +78,7 @@
           <w:caps/>
           <w:color w:val="003A70"/>
           <w:spacing w:val="12"/>
-          <w:sz w:val="19"/>
+          <w:sz w:val="22"/>
           <w:szCs w:val="19"/>
         </w:rPr>
         <w:t xml:space="preserve">Lesson 2-4  ·  Session 1  ·  Practice  ·  Form A</w:t>
@@ -86,6 +86,7 @@
     </w:p>
     <w:p>
       <w:pPr>
+        <w:pStyle w:val="Heading1"/>
         <w:keepNext/>
         <w:spacing w:before="0" w:after="10" w:line="240" w:lineRule="auto"/>
       </w:pPr>
@@ -111,7 +112,7 @@
         <w:rPr>
           <w:rFonts w:ascii="Avenir Next" w:hAnsi="Avenir Next" w:cs="Avenir Next" w:eastAsia="Avenir Next"/>
           <w:color w:val="5A5F66"/>
-          <w:sz w:val="17"/>
+          <w:sz w:val="22"/>
           <w:szCs w:val="17"/>
         </w:rPr>
         <w:t xml:space="preserve">Learning target — I can find the five-number summary of a data set and use it to build a box plot.</w:t>
@@ -128,7 +129,7 @@
     </w:p>
     <w:p>
       <w:pPr>
-        <w:spacing w:before="0" w:after="0" w:line="60" w:lineRule="auto"/>
+        <w:spacing w:before="0" w:after="0" w:line="50" w:lineRule="exact"/>
       </w:pPr>
     </w:p>
     <w:tbl>
@@ -167,6 +168,7 @@
           </w:tcPr>
           <w:p>
             <w:pPr>
+              <w:pStyle w:val="Heading2"/>
               <w:spacing w:before="0" w:after="40" w:line="264" w:lineRule="auto"/>
             </w:pPr>
             <w:r>
@@ -194,35 +196,35 @@
                 <w:rFonts w:ascii="Avenir Next" w:hAnsi="Avenir Next" w:cs="Avenir Next" w:eastAsia="Avenir Next"/>
                 <w:b/>
                 <w:color w:val="003A70"/>
+                <w:sz w:val="22"/>
+                <w:szCs w:val="18"/>
+              </w:rPr>
+              <w:t xml:space="preserve">•</w:t>
+            </w:r>
+            <w:r>
+              <w:rPr>
+                <w:rFonts w:ascii="Avenir Next" w:hAnsi="Avenir Next" w:cs="Avenir Next" w:eastAsia="Avenir Next"/>
+                <w:color w:val="1A1A1A"/>
                 <w:sz w:val="18"/>
                 <w:szCs w:val="18"/>
               </w:rPr>
-              <w:t xml:space="preserve">•</w:t>
-            </w:r>
-            <w:r>
-              <w:rPr>
-                <w:rFonts w:ascii="Avenir Next" w:hAnsi="Avenir Next" w:cs="Avenir Next" w:eastAsia="Avenir Next"/>
-                <w:color w:val="1A1A1A"/>
-                <w:sz w:val="18"/>
+              <w:tab/>
+            </w:r>
+            <w:r>
+              <w:rPr>
+                <w:rFonts w:ascii="Avenir Next" w:hAnsi="Avenir Next" w:cs="Avenir Next" w:eastAsia="Avenir Next"/>
+                <w:b/>
+                <w:color w:val="1A1A1A"/>
+                <w:sz w:val="22"/>
                 <w:szCs w:val="18"/>
               </w:rPr>
-              <w:tab/>
-            </w:r>
-            <w:r>
-              <w:rPr>
-                <w:rFonts w:ascii="Avenir Next" w:hAnsi="Avenir Next" w:cs="Avenir Next" w:eastAsia="Avenir Next"/>
-                <w:b/>
-                <w:color w:val="1A1A1A"/>
-                <w:sz w:val="18"/>
-                <w:szCs w:val="18"/>
-              </w:rPr>
               <w:t xml:space="preserve">Five-number summary</w:t>
             </w:r>
             <w:r>
               <w:rPr>
                 <w:rFonts w:ascii="Avenir Next" w:hAnsi="Avenir Next" w:cs="Avenir Next" w:eastAsia="Avenir Next"/>
                 <w:color w:val="1A1A1A"/>
-                <w:sz w:val="18"/>
+                <w:sz w:val="22"/>
                 <w:szCs w:val="18"/>
               </w:rPr>
               <w:t xml:space="preserve">: min, Q1, median, Q3, max. Order the data first.</w:t>
@@ -241,54 +243,54 @@
                 <w:rFonts w:ascii="Avenir Next" w:hAnsi="Avenir Next" w:cs="Avenir Next" w:eastAsia="Avenir Next"/>
                 <w:b/>
                 <w:color w:val="003A70"/>
+                <w:sz w:val="22"/>
+                <w:szCs w:val="18"/>
+              </w:rPr>
+              <w:t xml:space="preserve">•</w:t>
+            </w:r>
+            <w:r>
+              <w:rPr>
+                <w:rFonts w:ascii="Avenir Next" w:hAnsi="Avenir Next" w:cs="Avenir Next" w:eastAsia="Avenir Next"/>
+                <w:color w:val="1A1A1A"/>
                 <w:sz w:val="18"/>
                 <w:szCs w:val="18"/>
               </w:rPr>
-              <w:t xml:space="preserve">•</w:t>
-            </w:r>
-            <w:r>
-              <w:rPr>
-                <w:rFonts w:ascii="Avenir Next" w:hAnsi="Avenir Next" w:cs="Avenir Next" w:eastAsia="Avenir Next"/>
-                <w:color w:val="1A1A1A"/>
-                <w:sz w:val="18"/>
+              <w:tab/>
+            </w:r>
+            <w:r>
+              <w:rPr>
+                <w:rFonts w:ascii="Avenir Next" w:hAnsi="Avenir Next" w:cs="Avenir Next" w:eastAsia="Avenir Next"/>
+                <w:b/>
+                <w:color w:val="1A1A1A"/>
+                <w:sz w:val="22"/>
                 <w:szCs w:val="18"/>
               </w:rPr>
-              <w:tab/>
-            </w:r>
-            <w:r>
-              <w:rPr>
-                <w:rFonts w:ascii="Avenir Next" w:hAnsi="Avenir Next" w:cs="Avenir Next" w:eastAsia="Avenir Next"/>
-                <w:b/>
-                <w:color w:val="1A1A1A"/>
-                <w:sz w:val="18"/>
+              <w:t xml:space="preserve">Q1</w:t>
+            </w:r>
+            <w:r>
+              <w:rPr>
+                <w:rFonts w:ascii="Avenir Next" w:hAnsi="Avenir Next" w:cs="Avenir Next" w:eastAsia="Avenir Next"/>
+                <w:color w:val="1A1A1A"/>
+                <w:sz w:val="22"/>
                 <w:szCs w:val="18"/>
               </w:rPr>
-              <w:t xml:space="preserve">Q1</w:t>
-            </w:r>
-            <w:r>
-              <w:rPr>
-                <w:rFonts w:ascii="Avenir Next" w:hAnsi="Avenir Next" w:cs="Avenir Next" w:eastAsia="Avenir Next"/>
-                <w:color w:val="1A1A1A"/>
-                <w:sz w:val="18"/>
+              <w:t xml:space="preserve"> = median of the lower half; </w:t>
+            </w:r>
+            <w:r>
+              <w:rPr>
+                <w:rFonts w:ascii="Avenir Next" w:hAnsi="Avenir Next" w:cs="Avenir Next" w:eastAsia="Avenir Next"/>
+                <w:b/>
+                <w:color w:val="1A1A1A"/>
+                <w:sz w:val="22"/>
                 <w:szCs w:val="18"/>
               </w:rPr>
-              <w:t xml:space="preserve"> = median of the lower half; </w:t>
-            </w:r>
-            <w:r>
-              <w:rPr>
-                <w:rFonts w:ascii="Avenir Next" w:hAnsi="Avenir Next" w:cs="Avenir Next" w:eastAsia="Avenir Next"/>
-                <w:b/>
-                <w:color w:val="1A1A1A"/>
-                <w:sz w:val="18"/>
-                <w:szCs w:val="18"/>
-              </w:rPr>
               <w:t xml:space="preserve">Q3</w:t>
             </w:r>
             <w:r>
               <w:rPr>
                 <w:rFonts w:ascii="Avenir Next" w:hAnsi="Avenir Next" w:cs="Avenir Next" w:eastAsia="Avenir Next"/>
                 <w:color w:val="1A1A1A"/>
-                <w:sz w:val="18"/>
+                <w:sz w:val="22"/>
                 <w:szCs w:val="18"/>
               </w:rPr>
               <w:t xml:space="preserve"> = median of the upper half. Odd count: leave the median out.</w:t>
@@ -307,63 +309,63 @@
                 <w:rFonts w:ascii="Avenir Next" w:hAnsi="Avenir Next" w:cs="Avenir Next" w:eastAsia="Avenir Next"/>
                 <w:b/>
                 <w:color w:val="003A70"/>
+                <w:sz w:val="22"/>
+                <w:szCs w:val="18"/>
+              </w:rPr>
+              <w:t xml:space="preserve">•</w:t>
+            </w:r>
+            <w:r>
+              <w:rPr>
+                <w:rFonts w:ascii="Avenir Next" w:hAnsi="Avenir Next" w:cs="Avenir Next" w:eastAsia="Avenir Next"/>
+                <w:color w:val="1A1A1A"/>
                 <w:sz w:val="18"/>
                 <w:szCs w:val="18"/>
               </w:rPr>
-              <w:t xml:space="preserve">•</w:t>
-            </w:r>
-            <w:r>
-              <w:rPr>
-                <w:rFonts w:ascii="Avenir Next" w:hAnsi="Avenir Next" w:cs="Avenir Next" w:eastAsia="Avenir Next"/>
-                <w:color w:val="1A1A1A"/>
-                <w:sz w:val="18"/>
+              <w:tab/>
+            </w:r>
+            <w:r>
+              <w:rPr>
+                <w:rFonts w:ascii="Avenir Next" w:hAnsi="Avenir Next" w:cs="Avenir Next" w:eastAsia="Avenir Next"/>
+                <w:color w:val="1A1A1A"/>
+                <w:sz w:val="22"/>
                 <w:szCs w:val="18"/>
               </w:rPr>
-              <w:tab/>
-            </w:r>
-            <w:r>
-              <w:rPr>
-                <w:rFonts w:ascii="Avenir Next" w:hAnsi="Avenir Next" w:cs="Avenir Next" w:eastAsia="Avenir Next"/>
-                <w:color w:val="1A1A1A"/>
-                <w:sz w:val="18"/>
+              <w:t xml:space="preserve">The </w:t>
+            </w:r>
+            <w:r>
+              <w:rPr>
+                <w:rFonts w:ascii="Avenir Next" w:hAnsi="Avenir Next" w:cs="Avenir Next" w:eastAsia="Avenir Next"/>
+                <w:b/>
+                <w:color w:val="1A1A1A"/>
+                <w:sz w:val="22"/>
                 <w:szCs w:val="18"/>
               </w:rPr>
-              <w:t xml:space="preserve">The </w:t>
-            </w:r>
-            <w:r>
-              <w:rPr>
-                <w:rFonts w:ascii="Avenir Next" w:hAnsi="Avenir Next" w:cs="Avenir Next" w:eastAsia="Avenir Next"/>
-                <w:b/>
-                <w:color w:val="1A1A1A"/>
-                <w:sz w:val="18"/>
+              <w:t xml:space="preserve">box</w:t>
+            </w:r>
+            <w:r>
+              <w:rPr>
+                <w:rFonts w:ascii="Avenir Next" w:hAnsi="Avenir Next" w:cs="Avenir Next" w:eastAsia="Avenir Next"/>
+                <w:color w:val="1A1A1A"/>
+                <w:sz w:val="22"/>
                 <w:szCs w:val="18"/>
               </w:rPr>
-              <w:t xml:space="preserve">box</w:t>
-            </w:r>
-            <w:r>
-              <w:rPr>
-                <w:rFonts w:ascii="Avenir Next" w:hAnsi="Avenir Next" w:cs="Avenir Next" w:eastAsia="Avenir Next"/>
-                <w:color w:val="1A1A1A"/>
-                <w:sz w:val="18"/>
+              <w:t xml:space="preserve"> runs from Q1 to Q3 (the middle half). Each section holds about </w:t>
+            </w:r>
+            <w:r>
+              <w:rPr>
+                <w:rFonts w:ascii="Avenir Next" w:hAnsi="Avenir Next" w:cs="Avenir Next" w:eastAsia="Avenir Next"/>
+                <w:b/>
+                <w:color w:val="1A1A1A"/>
+                <w:sz w:val="22"/>
                 <w:szCs w:val="18"/>
               </w:rPr>
-              <w:t xml:space="preserve"> runs from Q1 to Q3 (the middle half). Each section holds about </w:t>
-            </w:r>
-            <w:r>
-              <w:rPr>
-                <w:rFonts w:ascii="Avenir Next" w:hAnsi="Avenir Next" w:cs="Avenir Next" w:eastAsia="Avenir Next"/>
-                <w:b/>
-                <w:color w:val="1A1A1A"/>
-                <w:sz w:val="18"/>
-                <w:szCs w:val="18"/>
-              </w:rPr>
               <w:t xml:space="preserve">1/4</w:t>
             </w:r>
             <w:r>
               <w:rPr>
                 <w:rFonts w:ascii="Avenir Next" w:hAnsi="Avenir Next" w:cs="Avenir Next" w:eastAsia="Avenir Next"/>
                 <w:color w:val="1A1A1A"/>
-                <w:sz w:val="18"/>
+                <w:sz w:val="22"/>
                 <w:szCs w:val="18"/>
               </w:rPr>
               <w:t xml:space="preserve"> of the data.</w:t>
@@ -378,6 +380,7 @@
           </w:tcPr>
           <w:p>
             <w:pPr>
+              <w:pStyle w:val="Heading2"/>
               <w:spacing w:before="0" w:after="40" w:line="264" w:lineRule="auto"/>
             </w:pPr>
             <w:r>
@@ -400,7 +403,7 @@
               <w:rPr>
                 <w:rFonts w:ascii="Avenir Next" w:hAnsi="Avenir Next" w:cs="Avenir Next" w:eastAsia="Avenir Next"/>
                 <w:color w:val="1A1A1A"/>
-                <w:sz w:val="17"/>
+                <w:sz w:val="22"/>
                 <w:szCs w:val="17"/>
               </w:rPr>
               <w:t xml:space="preserve">Times (min): 14, 5, 20, 9, 23, 11, 16.</w:t>
@@ -419,25 +422,25 @@
                 <w:rFonts w:ascii="Avenir Next" w:hAnsi="Avenir Next" w:cs="Avenir Next" w:eastAsia="Avenir Next"/>
                 <w:b/>
                 <w:color w:val="003A70"/>
+                <w:sz w:val="22"/>
+                <w:szCs w:val="17"/>
+              </w:rPr>
+              <w:t xml:space="preserve">Step 1</w:t>
+            </w:r>
+            <w:r>
+              <w:rPr>
+                <w:rFonts w:ascii="Avenir Next" w:hAnsi="Avenir Next" w:cs="Avenir Next" w:eastAsia="Avenir Next"/>
+                <w:color w:val="1A1A1A"/>
                 <w:sz w:val="17"/>
                 <w:szCs w:val="17"/>
               </w:rPr>
-              <w:t xml:space="preserve">Step 1</w:t>
-            </w:r>
-            <w:r>
-              <w:rPr>
-                <w:rFonts w:ascii="Avenir Next" w:hAnsi="Avenir Next" w:cs="Avenir Next" w:eastAsia="Avenir Next"/>
-                <w:color w:val="1A1A1A"/>
-                <w:sz w:val="17"/>
-                <w:szCs w:val="17"/>
-              </w:rPr>
               <w:tab/>
             </w:r>
             <w:r>
               <w:rPr>
                 <w:rFonts w:ascii="Avenir Next" w:hAnsi="Avenir Next" w:cs="Avenir Next" w:eastAsia="Avenir Next"/>
                 <w:color w:val="1A1A1A"/>
-                <w:sz w:val="17"/>
+                <w:sz w:val="22"/>
                 <w:szCs w:val="17"/>
               </w:rPr>
               <w:t xml:space="preserve">Order: 5, 9, 11, 14, 16, 20, 23. Median = 14.</w:t>
@@ -456,25 +459,25 @@
                 <w:rFonts w:ascii="Avenir Next" w:hAnsi="Avenir Next" w:cs="Avenir Next" w:eastAsia="Avenir Next"/>
                 <w:b/>
                 <w:color w:val="003A70"/>
+                <w:sz w:val="22"/>
+                <w:szCs w:val="17"/>
+              </w:rPr>
+              <w:t xml:space="preserve">Step 2</w:t>
+            </w:r>
+            <w:r>
+              <w:rPr>
+                <w:rFonts w:ascii="Avenir Next" w:hAnsi="Avenir Next" w:cs="Avenir Next" w:eastAsia="Avenir Next"/>
+                <w:color w:val="1A1A1A"/>
                 <w:sz w:val="17"/>
                 <w:szCs w:val="17"/>
               </w:rPr>
-              <w:t xml:space="preserve">Step 2</w:t>
-            </w:r>
-            <w:r>
-              <w:rPr>
-                <w:rFonts w:ascii="Avenir Next" w:hAnsi="Avenir Next" w:cs="Avenir Next" w:eastAsia="Avenir Next"/>
-                <w:color w:val="1A1A1A"/>
-                <w:sz w:val="17"/>
-                <w:szCs w:val="17"/>
-              </w:rPr>
               <w:tab/>
             </w:r>
             <w:r>
               <w:rPr>
                 <w:rFonts w:ascii="Avenir Next" w:hAnsi="Avenir Next" w:cs="Avenir Next" w:eastAsia="Avenir Next"/>
                 <w:color w:val="1A1A1A"/>
-                <w:sz w:val="17"/>
+                <w:sz w:val="22"/>
                 <w:szCs w:val="17"/>
               </w:rPr>
               <w:t xml:space="preserve">Lower half 5, 9, 11: Q1 = 9. Upper half 16, 20, 23: Q3 = 20.</w:t>
@@ -493,25 +496,25 @@
                 <w:rFonts w:ascii="Avenir Next" w:hAnsi="Avenir Next" w:cs="Avenir Next" w:eastAsia="Avenir Next"/>
                 <w:b/>
                 <w:color w:val="003A70"/>
+                <w:sz w:val="22"/>
+                <w:szCs w:val="17"/>
+              </w:rPr>
+              <w:t xml:space="preserve">Step 3</w:t>
+            </w:r>
+            <w:r>
+              <w:rPr>
+                <w:rFonts w:ascii="Avenir Next" w:hAnsi="Avenir Next" w:cs="Avenir Next" w:eastAsia="Avenir Next"/>
+                <w:color w:val="1A1A1A"/>
                 <w:sz w:val="17"/>
                 <w:szCs w:val="17"/>
               </w:rPr>
-              <w:t xml:space="preserve">Step 3</w:t>
-            </w:r>
-            <w:r>
-              <w:rPr>
-                <w:rFonts w:ascii="Avenir Next" w:hAnsi="Avenir Next" w:cs="Avenir Next" w:eastAsia="Avenir Next"/>
-                <w:color w:val="1A1A1A"/>
-                <w:sz w:val="17"/>
-                <w:szCs w:val="17"/>
-              </w:rPr>
               <w:tab/>
             </w:r>
             <w:r>
               <w:rPr>
                 <w:rFonts w:ascii="Avenir Next" w:hAnsi="Avenir Next" w:cs="Avenir Next" w:eastAsia="Avenir Next"/>
                 <w:color w:val="1A1A1A"/>
-                <w:sz w:val="17"/>
+                <w:sz w:val="22"/>
                 <w:szCs w:val="17"/>
               </w:rPr>
               <w:t xml:space="preserve">Box from 9 to 20, line at 14, whiskers to 5 and 23.</w:t>
@@ -530,18 +533,18 @@
                 <w:rFonts w:ascii="Avenir Next" w:hAnsi="Avenir Next" w:cs="Avenir Next" w:eastAsia="Avenir Next"/>
                 <w:b/>
                 <w:color w:val="1A1A1A"/>
+                <w:sz w:val="22"/>
+                <w:szCs w:val="17"/>
+              </w:rPr>
+              <w:t xml:space="preserve">Answer</w:t>
+            </w:r>
+            <w:r>
+              <w:rPr>
+                <w:rFonts w:ascii="Avenir Next" w:hAnsi="Avenir Next" w:cs="Avenir Next" w:eastAsia="Avenir Next"/>
+                <w:color w:val="1A1A1A"/>
                 <w:sz w:val="17"/>
                 <w:szCs w:val="17"/>
               </w:rPr>
-              <w:t xml:space="preserve">Answer</w:t>
-            </w:r>
-            <w:r>
-              <w:rPr>
-                <w:rFonts w:ascii="Avenir Next" w:hAnsi="Avenir Next" w:cs="Avenir Next" w:eastAsia="Avenir Next"/>
-                <w:color w:val="1A1A1A"/>
-                <w:sz w:val="17"/>
-                <w:szCs w:val="17"/>
-              </w:rPr>
               <w:tab/>
             </w:r>
             <w:r>
@@ -549,7 +552,7 @@
                 <w:rFonts w:ascii="Avenir Next" w:hAnsi="Avenir Next" w:cs="Avenir Next" w:eastAsia="Avenir Next"/>
                 <w:b/>
                 <w:color w:val="1A1A1A"/>
-                <w:sz w:val="17"/>
+                <w:sz w:val="22"/>
                 <w:szCs w:val="17"/>
               </w:rPr>
               <w:t xml:space="preserve">5, 9, 14, 20, 23</w:t>
@@ -578,7 +581,7 @@
           <w:rFonts w:ascii="Avenir Next" w:hAnsi="Avenir Next" w:cs="Avenir Next" w:eastAsia="Avenir Next"/>
           <w:b/>
           <w:color w:val="1A1A1A"/>
-          <w:sz w:val="17"/>
+          <w:sz w:val="22"/>
           <w:szCs w:val="17"/>
         </w:rPr>
         <w:t xml:space="preserve">box plot</w:t>
@@ -588,7 +591,7 @@
           <w:rFonts w:ascii="Avenir Next" w:hAnsi="Avenir Next" w:cs="Avenir Next" w:eastAsia="Avenir Next"/>
           <w:i/>
           <w:color w:val="5A5F66"/>
-          <w:sz w:val="17"/>
+          <w:sz w:val="22"/>
           <w:szCs w:val="17"/>
         </w:rPr>
         <w:t xml:space="preserve"> (diagrama de caja)</w:t>
@@ -597,7 +600,7 @@
         <w:rPr>
           <w:rFonts w:ascii="Avenir Next" w:hAnsi="Avenir Next" w:cs="Avenir Next" w:eastAsia="Avenir Next"/>
           <w:color w:val="5A5F66"/>
-          <w:sz w:val="17"/>
+          <w:sz w:val="22"/>
           <w:szCs w:val="17"/>
         </w:rPr>
         <w:t xml:space="preserve">   ·   </w:t>
@@ -607,7 +610,7 @@
           <w:rFonts w:ascii="Avenir Next" w:hAnsi="Avenir Next" w:cs="Avenir Next" w:eastAsia="Avenir Next"/>
           <w:b/>
           <w:color w:val="1A1A1A"/>
-          <w:sz w:val="17"/>
+          <w:sz w:val="22"/>
           <w:szCs w:val="17"/>
         </w:rPr>
         <w:t xml:space="preserve">quartile</w:t>
@@ -617,7 +620,7 @@
           <w:rFonts w:ascii="Avenir Next" w:hAnsi="Avenir Next" w:cs="Avenir Next" w:eastAsia="Avenir Next"/>
           <w:i/>
           <w:color w:val="5A5F66"/>
-          <w:sz w:val="17"/>
+          <w:sz w:val="22"/>
           <w:szCs w:val="17"/>
         </w:rPr>
         <w:t xml:space="preserve"> (cuartil)</w:t>
@@ -626,7 +629,7 @@
         <w:rPr>
           <w:rFonts w:ascii="Avenir Next" w:hAnsi="Avenir Next" w:cs="Avenir Next" w:eastAsia="Avenir Next"/>
           <w:color w:val="5A5F66"/>
-          <w:sz w:val="17"/>
+          <w:sz w:val="22"/>
           <w:szCs w:val="17"/>
         </w:rPr>
         <w:t xml:space="preserve">   ·   </w:t>
@@ -636,7 +639,7 @@
           <w:rFonts w:ascii="Avenir Next" w:hAnsi="Avenir Next" w:cs="Avenir Next" w:eastAsia="Avenir Next"/>
           <w:b/>
           <w:color w:val="1A1A1A"/>
-          <w:sz w:val="17"/>
+          <w:sz w:val="22"/>
           <w:szCs w:val="17"/>
         </w:rPr>
         <w:t xml:space="preserve">five-number summary</w:t>
@@ -646,7 +649,7 @@
           <w:rFonts w:ascii="Avenir Next" w:hAnsi="Avenir Next" w:cs="Avenir Next" w:eastAsia="Avenir Next"/>
           <w:i/>
           <w:color w:val="5A5F66"/>
-          <w:sz w:val="17"/>
+          <w:sz w:val="22"/>
           <w:szCs w:val="17"/>
         </w:rPr>
         <w:t xml:space="preserve"> (resumen de cinco números)</w:t>
@@ -654,6 +657,7 @@
     </w:p>
     <w:p>
       <w:pPr>
+        <w:pStyle w:val="Heading2"/>
         <w:keepNext/>
         <w:pBdr>
           <w:bottom w:val="single" w:sz="8" w:space="3" w:color="003A70"/>
@@ -669,7 +673,7 @@
           <w:b/>
           <w:color w:val="003A70"/>
           <w:spacing w:val="14"/>
-          <w:sz w:val="19"/>
+          <w:sz w:val="22"/>
           <w:szCs w:val="19"/>
         </w:rPr>
         <w:t xml:space="preserve">PRACTICE</w:t>
@@ -688,7 +692,7 @@
           <w:rFonts w:ascii="Avenir Next" w:hAnsi="Avenir Next" w:cs="Avenir Next" w:eastAsia="Avenir Next"/>
           <w:i/>
           <w:color w:val="5A5F66"/>
-          <w:sz w:val="17"/>
+          <w:sz w:val="22"/>
           <w:szCs w:val="17"/>
         </w:rPr>
         <w:t xml:space="preserve">show your work · label units</w:t>
@@ -696,7 +700,7 @@
     </w:p>
     <w:p>
       <w:pPr>
-        <w:spacing w:before="0" w:after="0" w:line="20" w:lineRule="exact"/>
+        <w:spacing w:before="0" w:after="0" w:line="50" w:lineRule="exact"/>
       </w:pPr>
     </w:p>
     <w:tbl>
@@ -746,18 +750,18 @@
                 <w:rFonts w:ascii="Avenir Next" w:hAnsi="Avenir Next" w:cs="Avenir Next" w:eastAsia="Avenir Next"/>
                 <w:b/>
                 <w:color w:val="1A1A1A"/>
+                <w:sz w:val="22"/>
+                <w:szCs w:val="20"/>
+              </w:rPr>
+              <w:t xml:space="preserve">1.</w:t>
+            </w:r>
+            <w:r>
+              <w:rPr>
+                <w:rFonts w:ascii="Avenir Next" w:hAnsi="Avenir Next" w:cs="Avenir Next" w:eastAsia="Avenir Next"/>
+                <w:color w:val="1A1A1A"/>
                 <w:sz w:val="20"/>
                 <w:szCs w:val="20"/>
               </w:rPr>
-              <w:t xml:space="preserve">1.</w:t>
-            </w:r>
-            <w:r>
-              <w:rPr>
-                <w:rFonts w:ascii="Avenir Next" w:hAnsi="Avenir Next" w:cs="Avenir Next" w:eastAsia="Avenir Next"/>
-                <w:color w:val="1A1A1A"/>
-                <w:sz w:val="20"/>
-                <w:szCs w:val="20"/>
-              </w:rPr>
               <w:tab/>
             </w:r>
             <w:r>
@@ -765,7 +769,7 @@
                 <w:rFonts w:ascii="Avenir Next" w:hAnsi="Avenir Next" w:cs="Avenir Next" w:eastAsia="Avenir Next"/>
                 <w:b/>
                 <w:color w:val="1A1A1A"/>
-                <w:sz w:val="20"/>
+                <w:sz w:val="22"/>
                 <w:szCs w:val="20"/>
               </w:rPr>
               <w:t xml:space="preserve">Pumpkins.</w:t>
@@ -774,7 +778,7 @@
               <w:rPr>
                 <w:rFonts w:ascii="Avenir Next" w:hAnsi="Avenir Next" w:cs="Avenir Next" w:eastAsia="Avenir Next"/>
                 <w:color w:val="1A1A1A"/>
-                <w:sz w:val="20"/>
+                <w:sz w:val="22"/>
                 <w:szCs w:val="20"/>
               </w:rPr>
               <w:t xml:space="preserve">  Seven pumpkins weigh 12, 26, 18, 30, 15, 24, 21 pounds. Find the five-number summary. Then draw the box plot.</w:t>
@@ -791,7 +795,7 @@
                 <w:rFonts w:ascii="Avenir Next" w:hAnsi="Avenir Next" w:cs="Avenir Next" w:eastAsia="Avenir Next"/>
                 <w:b/>
                 <w:color w:val="003A70"/>
-                <w:sz w:val="17"/>
+                <w:sz w:val="22"/>
                 <w:szCs w:val="17"/>
               </w:rPr>
               <w:t xml:space="preserve">Hint  </w:t>
@@ -801,7 +805,7 @@
                 <w:rFonts w:ascii="Avenir Next" w:hAnsi="Avenir Next" w:cs="Avenir Next" w:eastAsia="Avenir Next"/>
                 <w:i/>
                 <w:color w:val="5A5F66"/>
-                <w:sz w:val="17"/>
+                <w:sz w:val="22"/>
                 <w:szCs w:val="17"/>
               </w:rPr>
               <w:t xml:space="preserve">Leave the median out of both halves.</w:t>
@@ -817,7 +821,7 @@
               <w:drawing>
                 <wp:inline distT="0" distB="0" distL="0" distR="0">
                   <wp:extent cx="4937760" cy="1307592"/>
-                  <wp:docPr id="1" name="Figure 1"/>
+                  <wp:docPr id="1" name="Figure 1" descr="Box plot. Axis: Weight (lb), 10 to 32; ticks every 2. Blank axis for drawing a box plot."/>
                   <a:graphic xmlns:a="http://schemas.openxmlformats.org/drawingml/2006/main">
                     <a:graphicData uri="http://schemas.openxmlformats.org/drawingml/2006/picture">
                       <pic:pic xmlns:pic="http://schemas.openxmlformats.org/drawingml/2006/picture">
@@ -899,7 +903,7 @@
                       <w:rFonts w:ascii="Avenir Next" w:hAnsi="Avenir Next" w:cs="Avenir Next" w:eastAsia="Avenir Next"/>
                       <w:b/>
                       <w:color w:val="003A70"/>
-                      <w:sz w:val="20"/>
+                      <w:sz w:val="22"/>
                       <w:szCs w:val="20"/>
                     </w:rPr>
                     <w:t xml:space="preserve">a.</w:t>
@@ -917,7 +921,7 @@
                     <w:rPr>
                       <w:rFonts w:ascii="Avenir Next" w:hAnsi="Avenir Next" w:cs="Avenir Next" w:eastAsia="Avenir Next"/>
                       <w:color w:val="1A1A1A"/>
-                      <w:sz w:val="20"/>
+                      <w:sz w:val="22"/>
                       <w:szCs w:val="20"/>
                     </w:rPr>
                     <w:t xml:space="preserve">Min:</w:t>
@@ -961,7 +965,7 @@
                       <w:rFonts w:ascii="Avenir Next" w:hAnsi="Avenir Next" w:cs="Avenir Next" w:eastAsia="Avenir Next"/>
                       <w:b/>
                       <w:color w:val="003A70"/>
-                      <w:sz w:val="20"/>
+                      <w:sz w:val="22"/>
                       <w:szCs w:val="20"/>
                     </w:rPr>
                     <w:t xml:space="preserve">b.</w:t>
@@ -979,7 +983,7 @@
                     <w:rPr>
                       <w:rFonts w:ascii="Avenir Next" w:hAnsi="Avenir Next" w:cs="Avenir Next" w:eastAsia="Avenir Next"/>
                       <w:color w:val="1A1A1A"/>
-                      <w:sz w:val="20"/>
+                      <w:sz w:val="22"/>
                       <w:szCs w:val="20"/>
                     </w:rPr>
                     <w:t xml:space="preserve">Q1:</w:t>
@@ -1023,7 +1027,7 @@
                       <w:rFonts w:ascii="Avenir Next" w:hAnsi="Avenir Next" w:cs="Avenir Next" w:eastAsia="Avenir Next"/>
                       <w:b/>
                       <w:color w:val="003A70"/>
-                      <w:sz w:val="20"/>
+                      <w:sz w:val="22"/>
                       <w:szCs w:val="20"/>
                     </w:rPr>
                     <w:t xml:space="preserve">c.</w:t>
@@ -1041,7 +1045,7 @@
                     <w:rPr>
                       <w:rFonts w:ascii="Avenir Next" w:hAnsi="Avenir Next" w:cs="Avenir Next" w:eastAsia="Avenir Next"/>
                       <w:color w:val="1A1A1A"/>
-                      <w:sz w:val="20"/>
+                      <w:sz w:val="22"/>
                       <w:szCs w:val="20"/>
                     </w:rPr>
                     <w:t xml:space="preserve">Median:</w:t>
@@ -1085,7 +1089,7 @@
                       <w:rFonts w:ascii="Avenir Next" w:hAnsi="Avenir Next" w:cs="Avenir Next" w:eastAsia="Avenir Next"/>
                       <w:b/>
                       <w:color w:val="003A70"/>
-                      <w:sz w:val="20"/>
+                      <w:sz w:val="22"/>
                       <w:szCs w:val="20"/>
                     </w:rPr>
                     <w:t xml:space="preserve">d.</w:t>
@@ -1103,7 +1107,7 @@
                     <w:rPr>
                       <w:rFonts w:ascii="Avenir Next" w:hAnsi="Avenir Next" w:cs="Avenir Next" w:eastAsia="Avenir Next"/>
                       <w:color w:val="1A1A1A"/>
-                      <w:sz w:val="20"/>
+                      <w:sz w:val="22"/>
                       <w:szCs w:val="20"/>
                     </w:rPr>
                     <w:t xml:space="preserve">Q3:</w:t>
@@ -1147,7 +1151,7 @@
                       <w:rFonts w:ascii="Avenir Next" w:hAnsi="Avenir Next" w:cs="Avenir Next" w:eastAsia="Avenir Next"/>
                       <w:b/>
                       <w:color w:val="003A70"/>
-                      <w:sz w:val="20"/>
+                      <w:sz w:val="22"/>
                       <w:szCs w:val="20"/>
                     </w:rPr>
                     <w:t xml:space="preserve">e.</w:t>
@@ -1165,7 +1169,7 @@
                     <w:rPr>
                       <w:rFonts w:ascii="Avenir Next" w:hAnsi="Avenir Next" w:cs="Avenir Next" w:eastAsia="Avenir Next"/>
                       <w:color w:val="1A1A1A"/>
-                      <w:sz w:val="20"/>
+                      <w:sz w:val="22"/>
                       <w:szCs w:val="20"/>
                     </w:rPr>
                     <w:t xml:space="preserve">Max:</w:t>
@@ -1195,7 +1199,7 @@
           </w:tbl>
           <w:p>
             <w:pPr>
-              <w:spacing w:before="0" w:after="0" w:line="24" w:lineRule="auto"/>
+              <w:spacing w:before="0" w:after="0" w:line="50" w:lineRule="exact"/>
             </w:pPr>
           </w:p>
         </w:tc>
@@ -1203,12 +1207,12 @@
     </w:tbl>
     <w:p>
       <w:pPr>
-        <w:spacing w:before="0" w:after="0" w:line="20" w:lineRule="exact"/>
+        <w:spacing w:before="0" w:after="0" w:line="50" w:lineRule="exact"/>
       </w:pPr>
     </w:p>
     <w:p>
       <w:pPr>
-        <w:spacing w:before="0" w:after="0" w:line="20" w:lineRule="exact"/>
+        <w:spacing w:before="0" w:after="0" w:line="50" w:lineRule="exact"/>
       </w:pPr>
     </w:p>
     <w:tbl>
@@ -1258,18 +1262,18 @@
                 <w:rFonts w:ascii="Avenir Next" w:hAnsi="Avenir Next" w:cs="Avenir Next" w:eastAsia="Avenir Next"/>
                 <w:b/>
                 <w:color w:val="1A1A1A"/>
+                <w:sz w:val="22"/>
+                <w:szCs w:val="20"/>
+              </w:rPr>
+              <w:t xml:space="preserve">2.</w:t>
+            </w:r>
+            <w:r>
+              <w:rPr>
+                <w:rFonts w:ascii="Avenir Next" w:hAnsi="Avenir Next" w:cs="Avenir Next" w:eastAsia="Avenir Next"/>
+                <w:color w:val="1A1A1A"/>
                 <w:sz w:val="20"/>
                 <w:szCs w:val="20"/>
               </w:rPr>
-              <w:t xml:space="preserve">2.</w:t>
-            </w:r>
-            <w:r>
-              <w:rPr>
-                <w:rFonts w:ascii="Avenir Next" w:hAnsi="Avenir Next" w:cs="Avenir Next" w:eastAsia="Avenir Next"/>
-                <w:color w:val="1A1A1A"/>
-                <w:sz w:val="20"/>
-                <w:szCs w:val="20"/>
-              </w:rPr>
               <w:tab/>
             </w:r>
             <w:r>
@@ -1277,7 +1281,7 @@
                 <w:rFonts w:ascii="Avenir Next" w:hAnsi="Avenir Next" w:cs="Avenir Next" w:eastAsia="Avenir Next"/>
                 <w:b/>
                 <w:color w:val="1A1A1A"/>
-                <w:sz w:val="20"/>
+                <w:sz w:val="22"/>
                 <w:szCs w:val="20"/>
               </w:rPr>
               <w:t xml:space="preserve">Bird Counts.</w:t>
@@ -1286,7 +1290,7 @@
               <w:rPr>
                 <w:rFonts w:ascii="Avenir Next" w:hAnsi="Avenir Next" w:cs="Avenir Next" w:eastAsia="Avenir Next"/>
                 <w:color w:val="1A1A1A"/>
-                <w:sz w:val="20"/>
+                <w:sz w:val="22"/>
                 <w:szCs w:val="20"/>
               </w:rPr>
               <w:t xml:space="preserve">  Seven mornings brought 9, 17, 13, 25, 11, 20, 15 birds. Find the five-number summary and the box width (Q3 − Q1).</w:t>
@@ -1345,7 +1349,7 @@
                       <w:rFonts w:ascii="Avenir Next" w:hAnsi="Avenir Next" w:cs="Avenir Next" w:eastAsia="Avenir Next"/>
                       <w:b/>
                       <w:color w:val="003A70"/>
-                      <w:sz w:val="20"/>
+                      <w:sz w:val="22"/>
                       <w:szCs w:val="20"/>
                     </w:rPr>
                     <w:t xml:space="preserve">a.</w:t>
@@ -1363,7 +1367,7 @@
                     <w:rPr>
                       <w:rFonts w:ascii="Avenir Next" w:hAnsi="Avenir Next" w:cs="Avenir Next" w:eastAsia="Avenir Next"/>
                       <w:color w:val="1A1A1A"/>
-                      <w:sz w:val="20"/>
+                      <w:sz w:val="22"/>
                       <w:szCs w:val="20"/>
                     </w:rPr>
                     <w:t xml:space="preserve">Min:</w:t>
@@ -1407,7 +1411,7 @@
                       <w:rFonts w:ascii="Avenir Next" w:hAnsi="Avenir Next" w:cs="Avenir Next" w:eastAsia="Avenir Next"/>
                       <w:b/>
                       <w:color w:val="003A70"/>
-                      <w:sz w:val="20"/>
+                      <w:sz w:val="22"/>
                       <w:szCs w:val="20"/>
                     </w:rPr>
                     <w:t xml:space="preserve">b.</w:t>
@@ -1425,7 +1429,7 @@
                     <w:rPr>
                       <w:rFonts w:ascii="Avenir Next" w:hAnsi="Avenir Next" w:cs="Avenir Next" w:eastAsia="Avenir Next"/>
                       <w:color w:val="1A1A1A"/>
-                      <w:sz w:val="20"/>
+                      <w:sz w:val="22"/>
                       <w:szCs w:val="20"/>
                     </w:rPr>
                     <w:t xml:space="preserve">Q1:</w:t>
@@ -1469,7 +1473,7 @@
                       <w:rFonts w:ascii="Avenir Next" w:hAnsi="Avenir Next" w:cs="Avenir Next" w:eastAsia="Avenir Next"/>
                       <w:b/>
                       <w:color w:val="003A70"/>
-                      <w:sz w:val="20"/>
+                      <w:sz w:val="22"/>
                       <w:szCs w:val="20"/>
                     </w:rPr>
                     <w:t xml:space="preserve">c.</w:t>
@@ -1487,7 +1491,7 @@
                     <w:rPr>
                       <w:rFonts w:ascii="Avenir Next" w:hAnsi="Avenir Next" w:cs="Avenir Next" w:eastAsia="Avenir Next"/>
                       <w:color w:val="1A1A1A"/>
-                      <w:sz w:val="20"/>
+                      <w:sz w:val="22"/>
                       <w:szCs w:val="20"/>
                     </w:rPr>
                     <w:t xml:space="preserve">Median:</w:t>
@@ -1531,7 +1535,7 @@
                       <w:rFonts w:ascii="Avenir Next" w:hAnsi="Avenir Next" w:cs="Avenir Next" w:eastAsia="Avenir Next"/>
                       <w:b/>
                       <w:color w:val="003A70"/>
-                      <w:sz w:val="20"/>
+                      <w:sz w:val="22"/>
                       <w:szCs w:val="20"/>
                     </w:rPr>
                     <w:t xml:space="preserve">d.</w:t>
@@ -1549,7 +1553,7 @@
                     <w:rPr>
                       <w:rFonts w:ascii="Avenir Next" w:hAnsi="Avenir Next" w:cs="Avenir Next" w:eastAsia="Avenir Next"/>
                       <w:color w:val="1A1A1A"/>
-                      <w:sz w:val="20"/>
+                      <w:sz w:val="22"/>
                       <w:szCs w:val="20"/>
                     </w:rPr>
                     <w:t xml:space="preserve">Q3:</w:t>
@@ -1593,7 +1597,7 @@
                       <w:rFonts w:ascii="Avenir Next" w:hAnsi="Avenir Next" w:cs="Avenir Next" w:eastAsia="Avenir Next"/>
                       <w:b/>
                       <w:color w:val="003A70"/>
-                      <w:sz w:val="20"/>
+                      <w:sz w:val="22"/>
                       <w:szCs w:val="20"/>
                     </w:rPr>
                     <w:t xml:space="preserve">e.</w:t>
@@ -1611,7 +1615,7 @@
                     <w:rPr>
                       <w:rFonts w:ascii="Avenir Next" w:hAnsi="Avenir Next" w:cs="Avenir Next" w:eastAsia="Avenir Next"/>
                       <w:color w:val="1A1A1A"/>
-                      <w:sz w:val="20"/>
+                      <w:sz w:val="22"/>
                       <w:szCs w:val="20"/>
                     </w:rPr>
                     <w:t xml:space="preserve">Max:</w:t>
@@ -1655,7 +1659,7 @@
                       <w:rFonts w:ascii="Avenir Next" w:hAnsi="Avenir Next" w:cs="Avenir Next" w:eastAsia="Avenir Next"/>
                       <w:b/>
                       <w:color w:val="003A70"/>
-                      <w:sz w:val="20"/>
+                      <w:sz w:val="22"/>
                       <w:szCs w:val="20"/>
                     </w:rPr>
                     <w:t xml:space="preserve">f.</w:t>
@@ -1673,7 +1677,7 @@
                     <w:rPr>
                       <w:rFonts w:ascii="Avenir Next" w:hAnsi="Avenir Next" w:cs="Avenir Next" w:eastAsia="Avenir Next"/>
                       <w:color w:val="1A1A1A"/>
-                      <w:sz w:val="20"/>
+                      <w:sz w:val="22"/>
                       <w:szCs w:val="20"/>
                     </w:rPr>
                     <w:t xml:space="preserve">Width:</w:t>
@@ -1703,7 +1707,7 @@
           </w:tbl>
           <w:p>
             <w:pPr>
-              <w:spacing w:before="0" w:after="0" w:line="24" w:lineRule="auto"/>
+              <w:spacing w:before="0" w:after="0" w:line="50" w:lineRule="exact"/>
             </w:pPr>
           </w:p>
         </w:tc>
@@ -1711,12 +1715,12 @@
     </w:tbl>
     <w:p>
       <w:pPr>
-        <w:spacing w:before="0" w:after="0" w:line="20" w:lineRule="exact"/>
+        <w:spacing w:before="0" w:after="0" w:line="50" w:lineRule="exact"/>
       </w:pPr>
     </w:p>
     <w:p>
       <w:pPr>
-        <w:spacing w:before="0" w:after="0" w:line="20" w:lineRule="exact"/>
+        <w:spacing w:before="0" w:after="0" w:line="50" w:lineRule="exact"/>
       </w:pPr>
     </w:p>
     <w:tbl>
@@ -1767,18 +1771,18 @@
                 <w:rFonts w:ascii="Avenir Next" w:hAnsi="Avenir Next" w:cs="Avenir Next" w:eastAsia="Avenir Next"/>
                 <w:b/>
                 <w:color w:val="1A1A1A"/>
+                <w:sz w:val="22"/>
+                <w:szCs w:val="20"/>
+              </w:rPr>
+              <w:t xml:space="preserve">3.</w:t>
+            </w:r>
+            <w:r>
+              <w:rPr>
+                <w:rFonts w:ascii="Avenir Next" w:hAnsi="Avenir Next" w:cs="Avenir Next" w:eastAsia="Avenir Next"/>
+                <w:color w:val="1A1A1A"/>
                 <w:sz w:val="20"/>
                 <w:szCs w:val="20"/>
               </w:rPr>
-              <w:t xml:space="preserve">3.</w:t>
-            </w:r>
-            <w:r>
-              <w:rPr>
-                <w:rFonts w:ascii="Avenir Next" w:hAnsi="Avenir Next" w:cs="Avenir Next" w:eastAsia="Avenir Next"/>
-                <w:color w:val="1A1A1A"/>
-                <w:sz w:val="20"/>
-                <w:szCs w:val="20"/>
-              </w:rPr>
               <w:tab/>
             </w:r>
             <w:r>
@@ -1786,7 +1790,7 @@
                 <w:rFonts w:ascii="Avenir Next" w:hAnsi="Avenir Next" w:cs="Avenir Next" w:eastAsia="Avenir Next"/>
                 <w:b/>
                 <w:color w:val="1A1A1A"/>
-                <w:sz w:val="20"/>
+                <w:sz w:val="22"/>
                 <w:szCs w:val="20"/>
               </w:rPr>
               <w:t xml:space="preserve">Kai’s Claim.  </w:t>
@@ -1795,7 +1799,7 @@
               <w:rPr>
                 <w:rFonts w:ascii="Avenir Next" w:hAnsi="Avenir Next" w:cs="Avenir Next" w:eastAsia="Avenir Next"/>
                 <w:color w:val="1A1A1A"/>
-                <w:sz w:val="20"/>
+                <w:sz w:val="22"/>
                 <w:szCs w:val="20"/>
               </w:rPr>
               <w:t xml:space="preserve">A box plot shows 20, 27, 31, 35, 46 (min, Q1, median, Q3, max). Kai says half the data is between 20 and 27. Is Kai right?</w:t>
@@ -1812,7 +1816,7 @@
                 <w:rFonts w:ascii="Avenir Next" w:hAnsi="Avenir Next" w:cs="Avenir Next" w:eastAsia="Avenir Next"/>
                 <w:b/>
                 <w:color w:val="003A70"/>
-                <w:sz w:val="17"/>
+                <w:sz w:val="22"/>
                 <w:szCs w:val="17"/>
               </w:rPr>
               <w:t xml:space="preserve">Hint  </w:t>
@@ -1822,7 +1826,7 @@
                 <w:rFonts w:ascii="Avenir Next" w:hAnsi="Avenir Next" w:cs="Avenir Next" w:eastAsia="Avenir Next"/>
                 <w:i/>
                 <w:color w:val="5A5F66"/>
-                <w:sz w:val="17"/>
+                <w:sz w:val="22"/>
                 <w:szCs w:val="17"/>
               </w:rPr>
               <w:t xml:space="preserve">Each section of a box plot holds the same share.</w:t>
@@ -1890,7 +1894,7 @@
                     <w:rPr>
                       <w:rFonts w:ascii="Avenir Next" w:hAnsi="Avenir Next" w:cs="Avenir Next" w:eastAsia="Avenir Next"/>
                       <w:color w:val="1A1A1A"/>
-                      <w:sz w:val="19"/>
+                      <w:sz w:val="22"/>
                       <w:szCs w:val="19"/>
                     </w:rPr>
                     <w:t xml:space="preserve">Yes</w:t>
@@ -1929,7 +1933,7 @@
                     <w:rPr>
                       <w:rFonts w:ascii="Avenir Next" w:hAnsi="Avenir Next" w:cs="Avenir Next" w:eastAsia="Avenir Next"/>
                       <w:color w:val="1A1A1A"/>
-                      <w:sz w:val="19"/>
+                      <w:sz w:val="22"/>
                       <w:szCs w:val="19"/>
                     </w:rPr>
                     <w:t xml:space="preserve">No</w:t>
@@ -1951,7 +1955,7 @@
                 <w:rFonts w:ascii="Avenir Next" w:hAnsi="Avenir Next" w:cs="Avenir Next" w:eastAsia="Avenir Next"/>
                 <w:b/>
                 <w:color w:val="1A1A1A"/>
-                <w:sz w:val="18"/>
+                <w:sz w:val="22"/>
                 <w:szCs w:val="18"/>
               </w:rPr>
               <w:t xml:space="preserve">Fraction</w:t>
@@ -1986,18 +1990,18 @@
                 <w:rFonts w:ascii="Avenir Next" w:hAnsi="Avenir Next" w:cs="Avenir Next" w:eastAsia="Avenir Next"/>
                 <w:b/>
                 <w:color w:val="1A1A1A"/>
+                <w:sz w:val="22"/>
+                <w:szCs w:val="20"/>
+              </w:rPr>
+              <w:t xml:space="preserve">4.</w:t>
+            </w:r>
+            <w:r>
+              <w:rPr>
+                <w:rFonts w:ascii="Avenir Next" w:hAnsi="Avenir Next" w:cs="Avenir Next" w:eastAsia="Avenir Next"/>
+                <w:color w:val="1A1A1A"/>
                 <w:sz w:val="20"/>
                 <w:szCs w:val="20"/>
               </w:rPr>
-              <w:t xml:space="preserve">4.</w:t>
-            </w:r>
-            <w:r>
-              <w:rPr>
-                <w:rFonts w:ascii="Avenir Next" w:hAnsi="Avenir Next" w:cs="Avenir Next" w:eastAsia="Avenir Next"/>
-                <w:color w:val="1A1A1A"/>
-                <w:sz w:val="20"/>
-                <w:szCs w:val="20"/>
-              </w:rPr>
               <w:tab/>
             </w:r>
             <w:r>
@@ -2005,7 +2009,7 @@
                 <w:rFonts w:ascii="Avenir Next" w:hAnsi="Avenir Next" w:cs="Avenir Next" w:eastAsia="Avenir Next"/>
                 <w:b/>
                 <w:color w:val="1A1A1A"/>
-                <w:sz w:val="20"/>
+                <w:sz w:val="22"/>
                 <w:szCs w:val="20"/>
               </w:rPr>
               <w:t xml:space="preserve">Ticket Prices.</w:t>
@@ -2014,7 +2018,7 @@
               <w:rPr>
                 <w:rFonts w:ascii="Avenir Next" w:hAnsi="Avenir Next" w:cs="Avenir Next" w:eastAsia="Avenir Next"/>
                 <w:color w:val="1A1A1A"/>
-                <w:sz w:val="20"/>
+                <w:sz w:val="22"/>
                 <w:szCs w:val="20"/>
               </w:rPr>
               <w:t xml:space="preserve">  A box plot shows 16, 23, 28, 34, 50 (min, Q1, median, Q3, max).</w:t>
@@ -2031,7 +2035,7 @@
                 <w:rFonts w:ascii="Avenir Next" w:hAnsi="Avenir Next" w:cs="Avenir Next" w:eastAsia="Avenir Next"/>
                 <w:b/>
                 <w:color w:val="003A70"/>
-                <w:sz w:val="17"/>
+                <w:sz w:val="22"/>
                 <w:szCs w:val="17"/>
               </w:rPr>
               <w:t xml:space="preserve">Hint  </w:t>
@@ -2041,7 +2045,7 @@
                 <w:rFonts w:ascii="Avenir Next" w:hAnsi="Avenir Next" w:cs="Avenir Next" w:eastAsia="Avenir Next"/>
                 <w:i/>
                 <w:color w:val="5A5F66"/>
-                <w:sz w:val="17"/>
+                <w:sz w:val="22"/>
                 <w:szCs w:val="17"/>
               </w:rPr>
               <w:t xml:space="preserve">The box holds the middle half.</w:t>
@@ -2095,7 +2099,7 @@
                       <w:rFonts w:ascii="Avenir Next" w:hAnsi="Avenir Next" w:cs="Avenir Next" w:eastAsia="Avenir Next"/>
                       <w:b/>
                       <w:color w:val="003A70"/>
-                      <w:sz w:val="20"/>
+                      <w:sz w:val="22"/>
                       <w:szCs w:val="20"/>
                     </w:rPr>
                     <w:t xml:space="preserve">a.</w:t>
@@ -2113,7 +2117,7 @@
                     <w:rPr>
                       <w:rFonts w:ascii="Avenir Next" w:hAnsi="Avenir Next" w:cs="Avenir Next" w:eastAsia="Avenir Next"/>
                       <w:color w:val="1A1A1A"/>
-                      <w:sz w:val="20"/>
+                      <w:sz w:val="22"/>
                       <w:szCs w:val="20"/>
                     </w:rPr>
                     <w:t xml:space="preserve">Box width:</w:t>
@@ -2163,7 +2167,7 @@
                       <w:rFonts w:ascii="Avenir Next" w:hAnsi="Avenir Next" w:cs="Avenir Next" w:eastAsia="Avenir Next"/>
                       <w:b/>
                       <w:color w:val="003A70"/>
-                      <w:sz w:val="20"/>
+                      <w:sz w:val="22"/>
                       <w:szCs w:val="20"/>
                     </w:rPr>
                     <w:t xml:space="preserve">b.</w:t>
@@ -2181,7 +2185,7 @@
                     <w:rPr>
                       <w:rFonts w:ascii="Avenir Next" w:hAnsi="Avenir Next" w:cs="Avenir Next" w:eastAsia="Avenir Next"/>
                       <w:color w:val="1A1A1A"/>
-                      <w:sz w:val="20"/>
+                      <w:sz w:val="22"/>
                       <w:szCs w:val="20"/>
                     </w:rPr>
                     <w:t xml:space="preserve">Share of prices in the box:</w:t>
@@ -2211,7 +2215,7 @@
           </w:tbl>
           <w:p>
             <w:pPr>
-              <w:spacing w:before="0" w:after="0" w:line="24" w:lineRule="auto"/>
+              <w:spacing w:before="0" w:after="0" w:line="50" w:lineRule="exact"/>
             </w:pPr>
           </w:p>
         </w:tc>
@@ -2219,12 +2223,12 @@
     </w:tbl>
     <w:p>
       <w:pPr>
-        <w:spacing w:before="0" w:after="0" w:line="20" w:lineRule="exact"/>
+        <w:spacing w:before="0" w:after="0" w:line="50" w:lineRule="exact"/>
       </w:pPr>
     </w:p>
     <w:p>
       <w:pPr>
-        <w:spacing w:before="0" w:after="0" w:line="20" w:lineRule="exact"/>
+        <w:spacing w:before="0" w:after="0" w:line="50" w:lineRule="exact"/>
       </w:pPr>
     </w:p>
     <w:tbl>
@@ -2274,18 +2278,18 @@
                 <w:rFonts w:ascii="Avenir Next" w:hAnsi="Avenir Next" w:cs="Avenir Next" w:eastAsia="Avenir Next"/>
                 <w:b/>
                 <w:color w:val="1A1A1A"/>
+                <w:sz w:val="22"/>
+                <w:szCs w:val="20"/>
+              </w:rPr>
+              <w:t xml:space="preserve">5.</w:t>
+            </w:r>
+            <w:r>
+              <w:rPr>
+                <w:rFonts w:ascii="Avenir Next" w:hAnsi="Avenir Next" w:cs="Avenir Next" w:eastAsia="Avenir Next"/>
+                <w:color w:val="1A1A1A"/>
                 <w:sz w:val="20"/>
                 <w:szCs w:val="20"/>
               </w:rPr>
-              <w:t xml:space="preserve">5.</w:t>
-            </w:r>
-            <w:r>
-              <w:rPr>
-                <w:rFonts w:ascii="Avenir Next" w:hAnsi="Avenir Next" w:cs="Avenir Next" w:eastAsia="Avenir Next"/>
-                <w:color w:val="1A1A1A"/>
-                <w:sz w:val="20"/>
-                <w:szCs w:val="20"/>
-              </w:rPr>
               <w:tab/>
             </w:r>
             <w:r>
@@ -2293,7 +2297,7 @@
                 <w:rFonts w:ascii="Avenir Next" w:hAnsi="Avenir Next" w:cs="Avenir Next" w:eastAsia="Avenir Next"/>
                 <w:b/>
                 <w:color w:val="1A1A1A"/>
-                <w:sz w:val="20"/>
+                <w:sz w:val="22"/>
                 <w:szCs w:val="20"/>
               </w:rPr>
               <w:t xml:space="preserve">Guitar Practice.</w:t>
@@ -2302,7 +2306,7 @@
               <w:rPr>
                 <w:rFonts w:ascii="Avenir Next" w:hAnsi="Avenir Next" w:cs="Avenir Next" w:eastAsia="Avenir Next"/>
                 <w:color w:val="1A1A1A"/>
-                <w:sz w:val="20"/>
+                <w:sz w:val="22"/>
                 <w:szCs w:val="20"/>
               </w:rPr>
               <w:t xml:space="preserve">  Seven sessions lasted 25, 40, 18, 47, 33, 29, 52 minutes. Find the five-number summary.</w:t>
@@ -2360,7 +2364,7 @@
                       <w:rFonts w:ascii="Avenir Next" w:hAnsi="Avenir Next" w:cs="Avenir Next" w:eastAsia="Avenir Next"/>
                       <w:b/>
                       <w:color w:val="003A70"/>
-                      <w:sz w:val="20"/>
+                      <w:sz w:val="22"/>
                       <w:szCs w:val="20"/>
                     </w:rPr>
                     <w:t xml:space="preserve">a.</w:t>
@@ -2378,7 +2382,7 @@
                     <w:rPr>
                       <w:rFonts w:ascii="Avenir Next" w:hAnsi="Avenir Next" w:cs="Avenir Next" w:eastAsia="Avenir Next"/>
                       <w:color w:val="1A1A1A"/>
-                      <w:sz w:val="20"/>
+                      <w:sz w:val="22"/>
                       <w:szCs w:val="20"/>
                     </w:rPr>
                     <w:t xml:space="preserve">Min:</w:t>
@@ -2422,7 +2426,7 @@
                       <w:rFonts w:ascii="Avenir Next" w:hAnsi="Avenir Next" w:cs="Avenir Next" w:eastAsia="Avenir Next"/>
                       <w:b/>
                       <w:color w:val="003A70"/>
-                      <w:sz w:val="20"/>
+                      <w:sz w:val="22"/>
                       <w:szCs w:val="20"/>
                     </w:rPr>
                     <w:t xml:space="preserve">b.</w:t>
@@ -2440,7 +2444,7 @@
                     <w:rPr>
                       <w:rFonts w:ascii="Avenir Next" w:hAnsi="Avenir Next" w:cs="Avenir Next" w:eastAsia="Avenir Next"/>
                       <w:color w:val="1A1A1A"/>
-                      <w:sz w:val="20"/>
+                      <w:sz w:val="22"/>
                       <w:szCs w:val="20"/>
                     </w:rPr>
                     <w:t xml:space="preserve">Q1:</w:t>
@@ -2484,7 +2488,7 @@
                       <w:rFonts w:ascii="Avenir Next" w:hAnsi="Avenir Next" w:cs="Avenir Next" w:eastAsia="Avenir Next"/>
                       <w:b/>
                       <w:color w:val="003A70"/>
-                      <w:sz w:val="20"/>
+                      <w:sz w:val="22"/>
                       <w:szCs w:val="20"/>
                     </w:rPr>
                     <w:t xml:space="preserve">c.</w:t>
@@ -2502,7 +2506,7 @@
                     <w:rPr>
                       <w:rFonts w:ascii="Avenir Next" w:hAnsi="Avenir Next" w:cs="Avenir Next" w:eastAsia="Avenir Next"/>
                       <w:color w:val="1A1A1A"/>
-                      <w:sz w:val="20"/>
+                      <w:sz w:val="22"/>
                       <w:szCs w:val="20"/>
                     </w:rPr>
                     <w:t xml:space="preserve">Median:</w:t>
@@ -2546,7 +2550,7 @@
                       <w:rFonts w:ascii="Avenir Next" w:hAnsi="Avenir Next" w:cs="Avenir Next" w:eastAsia="Avenir Next"/>
                       <w:b/>
                       <w:color w:val="003A70"/>
-                      <w:sz w:val="20"/>
+                      <w:sz w:val="22"/>
                       <w:szCs w:val="20"/>
                     </w:rPr>
                     <w:t xml:space="preserve">d.</w:t>
@@ -2564,7 +2568,7 @@
                     <w:rPr>
                       <w:rFonts w:ascii="Avenir Next" w:hAnsi="Avenir Next" w:cs="Avenir Next" w:eastAsia="Avenir Next"/>
                       <w:color w:val="1A1A1A"/>
-                      <w:sz w:val="20"/>
+                      <w:sz w:val="22"/>
                       <w:szCs w:val="20"/>
                     </w:rPr>
                     <w:t xml:space="preserve">Q3:</w:t>
@@ -2608,7 +2612,7 @@
                       <w:rFonts w:ascii="Avenir Next" w:hAnsi="Avenir Next" w:cs="Avenir Next" w:eastAsia="Avenir Next"/>
                       <w:b/>
                       <w:color w:val="003A70"/>
-                      <w:sz w:val="20"/>
+                      <w:sz w:val="22"/>
                       <w:szCs w:val="20"/>
                     </w:rPr>
                     <w:t xml:space="preserve">e.</w:t>
@@ -2626,7 +2630,7 @@
                     <w:rPr>
                       <w:rFonts w:ascii="Avenir Next" w:hAnsi="Avenir Next" w:cs="Avenir Next" w:eastAsia="Avenir Next"/>
                       <w:color w:val="1A1A1A"/>
-                      <w:sz w:val="20"/>
+                      <w:sz w:val="22"/>
                       <w:szCs w:val="20"/>
                     </w:rPr>
                     <w:t xml:space="preserve">Max:</w:t>
@@ -2656,7 +2660,7 @@
           </w:tbl>
           <w:p>
             <w:pPr>
-              <w:spacing w:before="0" w:after="0" w:line="24" w:lineRule="auto"/>
+              <w:spacing w:before="0" w:after="0" w:line="50" w:lineRule="exact"/>
             </w:pPr>
           </w:p>
         </w:tc>
@@ -2664,12 +2668,12 @@
     </w:tbl>
     <w:p>
       <w:pPr>
-        <w:spacing w:before="0" w:after="0" w:line="20" w:lineRule="exact"/>
+        <w:spacing w:before="0" w:after="0" w:line="50" w:lineRule="exact"/>
       </w:pPr>
     </w:p>
     <w:p>
       <w:pPr>
-        <w:spacing w:before="0" w:after="0" w:line="20" w:lineRule="exact"/>
+        <w:spacing w:before="0" w:after="0" w:line="50" w:lineRule="exact"/>
       </w:pPr>
     </w:p>
     <w:tbl>
@@ -2719,18 +2723,18 @@
                 <w:rFonts w:ascii="Avenir Next" w:hAnsi="Avenir Next" w:cs="Avenir Next" w:eastAsia="Avenir Next"/>
                 <w:b/>
                 <w:color w:val="1A1A1A"/>
+                <w:sz w:val="22"/>
+                <w:szCs w:val="20"/>
+              </w:rPr>
+              <w:t xml:space="preserve">6.</w:t>
+            </w:r>
+            <w:r>
+              <w:rPr>
+                <w:rFonts w:ascii="Avenir Next" w:hAnsi="Avenir Next" w:cs="Avenir Next" w:eastAsia="Avenir Next"/>
+                <w:color w:val="1A1A1A"/>
                 <w:sz w:val="20"/>
                 <w:szCs w:val="20"/>
               </w:rPr>
-              <w:t xml:space="preserve">6.</w:t>
-            </w:r>
-            <w:r>
-              <w:rPr>
-                <w:rFonts w:ascii="Avenir Next" w:hAnsi="Avenir Next" w:cs="Avenir Next" w:eastAsia="Avenir Next"/>
-                <w:color w:val="1A1A1A"/>
-                <w:sz w:val="20"/>
-                <w:szCs w:val="20"/>
-              </w:rPr>
               <w:tab/>
             </w:r>
             <w:r>
@@ -2738,7 +2742,7 @@
                 <w:rFonts w:ascii="Avenir Next" w:hAnsi="Avenir Next" w:cs="Avenir Next" w:eastAsia="Avenir Next"/>
                 <w:b/>
                 <w:color w:val="1A1A1A"/>
-                <w:sz w:val="20"/>
+                <w:sz w:val="22"/>
                 <w:szCs w:val="20"/>
               </w:rPr>
               <w:t xml:space="preserve">Build the Box.  </w:t>
@@ -2747,7 +2751,7 @@
               <w:rPr>
                 <w:rFonts w:ascii="Avenir Next" w:hAnsi="Avenir Next" w:cs="Avenir Next" w:eastAsia="Avenir Next"/>
                 <w:color w:val="1A1A1A"/>
-                <w:sz w:val="20"/>
+                <w:sz w:val="22"/>
                 <w:szCs w:val="20"/>
               </w:rPr>
               <w:t xml:space="preserve">A data set has min 12, Q1 18, median 24, Q3 31 and max 40. Draw the box plot.</w:t>
@@ -2763,7 +2767,7 @@
               <w:drawing>
                 <wp:inline distT="0" distB="0" distL="0" distR="0">
                   <wp:extent cx="4937760" cy="1143000"/>
-                  <wp:docPr id="2" name="Figure 2"/>
+                  <wp:docPr id="2" name="Figure 2" descr="Box plot. Axis: , 10 to 40; ticks every 2. Blank axis for drawing a box plot."/>
                   <a:graphic xmlns:a="http://schemas.openxmlformats.org/drawingml/2006/main">
                     <a:graphicData uri="http://schemas.openxmlformats.org/drawingml/2006/picture">
                       <pic:pic xmlns:pic="http://schemas.openxmlformats.org/drawingml/2006/picture">
@@ -2807,25 +2811,25 @@
                 <w:rFonts w:ascii="Avenir Next" w:hAnsi="Avenir Next" w:cs="Avenir Next" w:eastAsia="Avenir Next"/>
                 <w:b/>
                 <w:color w:val="003A70"/>
+                <w:sz w:val="22"/>
+                <w:szCs w:val="20"/>
+              </w:rPr>
+              <w:t xml:space="preserve">a.</w:t>
+            </w:r>
+            <w:r>
+              <w:rPr>
+                <w:rFonts w:ascii="Avenir Next" w:hAnsi="Avenir Next" w:cs="Avenir Next" w:eastAsia="Avenir Next"/>
+                <w:color w:val="1A1A1A"/>
                 <w:sz w:val="20"/>
                 <w:szCs w:val="20"/>
               </w:rPr>
-              <w:t xml:space="preserve">a.</w:t>
-            </w:r>
-            <w:r>
-              <w:rPr>
-                <w:rFonts w:ascii="Avenir Next" w:hAnsi="Avenir Next" w:cs="Avenir Next" w:eastAsia="Avenir Next"/>
-                <w:color w:val="1A1A1A"/>
-                <w:sz w:val="20"/>
-                <w:szCs w:val="20"/>
-              </w:rPr>
               <w:tab/>
             </w:r>
             <w:r>
               <w:rPr>
                 <w:rFonts w:ascii="Avenir Next" w:hAnsi="Avenir Next" w:cs="Avenir Next" w:eastAsia="Avenir Next"/>
                 <w:color w:val="1A1A1A"/>
-                <w:sz w:val="20"/>
+                <w:sz w:val="22"/>
                 <w:szCs w:val="20"/>
               </w:rPr>
               <w:t xml:space="preserve">Left edge of the box:</w:t>
@@ -2864,25 +2868,25 @@
                 <w:rFonts w:ascii="Avenir Next" w:hAnsi="Avenir Next" w:cs="Avenir Next" w:eastAsia="Avenir Next"/>
                 <w:b/>
                 <w:color w:val="003A70"/>
+                <w:sz w:val="22"/>
+                <w:szCs w:val="20"/>
+              </w:rPr>
+              <w:t xml:space="preserve">b.</w:t>
+            </w:r>
+            <w:r>
+              <w:rPr>
+                <w:rFonts w:ascii="Avenir Next" w:hAnsi="Avenir Next" w:cs="Avenir Next" w:eastAsia="Avenir Next"/>
+                <w:color w:val="1A1A1A"/>
                 <w:sz w:val="20"/>
                 <w:szCs w:val="20"/>
               </w:rPr>
-              <w:t xml:space="preserve">b.</w:t>
-            </w:r>
-            <w:r>
-              <w:rPr>
-                <w:rFonts w:ascii="Avenir Next" w:hAnsi="Avenir Next" w:cs="Avenir Next" w:eastAsia="Avenir Next"/>
-                <w:color w:val="1A1A1A"/>
-                <w:sz w:val="20"/>
-                <w:szCs w:val="20"/>
-              </w:rPr>
               <w:tab/>
             </w:r>
             <w:r>
               <w:rPr>
                 <w:rFonts w:ascii="Avenir Next" w:hAnsi="Avenir Next" w:cs="Avenir Next" w:eastAsia="Avenir Next"/>
                 <w:color w:val="1A1A1A"/>
-                <w:sz w:val="20"/>
+                <w:sz w:val="22"/>
                 <w:szCs w:val="20"/>
               </w:rPr>
               <w:t xml:space="preserve">End of the right whisker:</w:t>
@@ -2912,12 +2916,12 @@
     </w:tbl>
     <w:p>
       <w:pPr>
-        <w:spacing w:before="0" w:after="0" w:line="20" w:lineRule="exact"/>
+        <w:spacing w:before="0" w:after="0" w:line="50" w:lineRule="exact"/>
       </w:pPr>
     </w:p>
     <w:p>
       <w:pPr>
-        <w:spacing w:before="0" w:after="0" w:line="20" w:lineRule="exact"/>
+        <w:spacing w:before="0" w:after="0" w:line="50" w:lineRule="exact"/>
       </w:pPr>
     </w:p>
     <w:tbl>
@@ -2967,18 +2971,18 @@
                 <w:rFonts w:ascii="Avenir Next" w:hAnsi="Avenir Next" w:cs="Avenir Next" w:eastAsia="Avenir Next"/>
                 <w:b/>
                 <w:color w:val="1A1A1A"/>
+                <w:sz w:val="22"/>
+                <w:szCs w:val="20"/>
+              </w:rPr>
+              <w:t xml:space="preserve">7.</w:t>
+            </w:r>
+            <w:r>
+              <w:rPr>
+                <w:rFonts w:ascii="Avenir Next" w:hAnsi="Avenir Next" w:cs="Avenir Next" w:eastAsia="Avenir Next"/>
+                <w:color w:val="1A1A1A"/>
                 <w:sz w:val="20"/>
                 <w:szCs w:val="20"/>
               </w:rPr>
-              <w:t xml:space="preserve">7.</w:t>
-            </w:r>
-            <w:r>
-              <w:rPr>
-                <w:rFonts w:ascii="Avenir Next" w:hAnsi="Avenir Next" w:cs="Avenir Next" w:eastAsia="Avenir Next"/>
-                <w:color w:val="1A1A1A"/>
-                <w:sz w:val="20"/>
-                <w:szCs w:val="20"/>
-              </w:rPr>
               <w:tab/>
             </w:r>
             <w:r>
@@ -2986,7 +2990,7 @@
                 <w:rFonts w:ascii="Avenir Next" w:hAnsi="Avenir Next" w:cs="Avenir Next" w:eastAsia="Avenir Next"/>
                 <w:b/>
                 <w:color w:val="1A1A1A"/>
-                <w:sz w:val="20"/>
+                <w:sz w:val="22"/>
                 <w:szCs w:val="20"/>
               </w:rPr>
               <w:t xml:space="preserve">Eight Scores.</w:t>
@@ -2995,7 +2999,7 @@
               <w:rPr>
                 <w:rFonts w:ascii="Avenir Next" w:hAnsi="Avenir Next" w:cs="Avenir Next" w:eastAsia="Avenir Next"/>
                 <w:color w:val="1A1A1A"/>
-                <w:sz w:val="20"/>
+                <w:sz w:val="22"/>
                 <w:szCs w:val="20"/>
               </w:rPr>
               <w:t xml:space="preserve">  44, 52, 61, 48, 57, 65, 50, 59. Find the five-number summary.</w:t>
@@ -3012,7 +3016,7 @@
                 <w:rFonts w:ascii="Avenir Next" w:hAnsi="Avenir Next" w:cs="Avenir Next" w:eastAsia="Avenir Next"/>
                 <w:b/>
                 <w:color w:val="003A70"/>
-                <w:sz w:val="17"/>
+                <w:sz w:val="22"/>
                 <w:szCs w:val="17"/>
               </w:rPr>
               <w:t xml:space="preserve">Hint  </w:t>
@@ -3022,7 +3026,7 @@
                 <w:rFonts w:ascii="Avenir Next" w:hAnsi="Avenir Next" w:cs="Avenir Next" w:eastAsia="Avenir Next"/>
                 <w:i/>
                 <w:color w:val="5A5F66"/>
-                <w:sz w:val="17"/>
+                <w:sz w:val="22"/>
                 <w:szCs w:val="17"/>
               </w:rPr>
               <w:t xml:space="preserve">Eight values: split into two halves of four.</w:t>
@@ -3080,7 +3084,7 @@
                       <w:rFonts w:ascii="Avenir Next" w:hAnsi="Avenir Next" w:cs="Avenir Next" w:eastAsia="Avenir Next"/>
                       <w:b/>
                       <w:color w:val="003A70"/>
-                      <w:sz w:val="20"/>
+                      <w:sz w:val="22"/>
                       <w:szCs w:val="20"/>
                     </w:rPr>
                     <w:t xml:space="preserve">a.</w:t>
@@ -3098,7 +3102,7 @@
                     <w:rPr>
                       <w:rFonts w:ascii="Avenir Next" w:hAnsi="Avenir Next" w:cs="Avenir Next" w:eastAsia="Avenir Next"/>
                       <w:color w:val="1A1A1A"/>
-                      <w:sz w:val="20"/>
+                      <w:sz w:val="22"/>
                       <w:szCs w:val="20"/>
                     </w:rPr>
                     <w:t xml:space="preserve">Min:</w:t>
@@ -3142,7 +3146,7 @@
                       <w:rFonts w:ascii="Avenir Next" w:hAnsi="Avenir Next" w:cs="Avenir Next" w:eastAsia="Avenir Next"/>
                       <w:b/>
                       <w:color w:val="003A70"/>
-                      <w:sz w:val="20"/>
+                      <w:sz w:val="22"/>
                       <w:szCs w:val="20"/>
                     </w:rPr>
                     <w:t xml:space="preserve">b.</w:t>
@@ -3160,7 +3164,7 @@
                     <w:rPr>
                       <w:rFonts w:ascii="Avenir Next" w:hAnsi="Avenir Next" w:cs="Avenir Next" w:eastAsia="Avenir Next"/>
                       <w:color w:val="1A1A1A"/>
-                      <w:sz w:val="20"/>
+                      <w:sz w:val="22"/>
                       <w:szCs w:val="20"/>
                     </w:rPr>
                     <w:t xml:space="preserve">Q1:</w:t>
@@ -3204,7 +3208,7 @@
                       <w:rFonts w:ascii="Avenir Next" w:hAnsi="Avenir Next" w:cs="Avenir Next" w:eastAsia="Avenir Next"/>
                       <w:b/>
                       <w:color w:val="003A70"/>
-                      <w:sz w:val="20"/>
+                      <w:sz w:val="22"/>
                       <w:szCs w:val="20"/>
                     </w:rPr>
                     <w:t xml:space="preserve">c.</w:t>
@@ -3222,7 +3226,7 @@
                     <w:rPr>
                       <w:rFonts w:ascii="Avenir Next" w:hAnsi="Avenir Next" w:cs="Avenir Next" w:eastAsia="Avenir Next"/>
                       <w:color w:val="1A1A1A"/>
-                      <w:sz w:val="20"/>
+                      <w:sz w:val="22"/>
                       <w:szCs w:val="20"/>
                     </w:rPr>
                     <w:t xml:space="preserve">Median:</w:t>
@@ -3266,7 +3270,7 @@
                       <w:rFonts w:ascii="Avenir Next" w:hAnsi="Avenir Next" w:cs="Avenir Next" w:eastAsia="Avenir Next"/>
                       <w:b/>
                       <w:color w:val="003A70"/>
-                      <w:sz w:val="20"/>
+                      <w:sz w:val="22"/>
                       <w:szCs w:val="20"/>
                     </w:rPr>
                     <w:t xml:space="preserve">d.</w:t>
@@ -3284,7 +3288,7 @@
                     <w:rPr>
                       <w:rFonts w:ascii="Avenir Next" w:hAnsi="Avenir Next" w:cs="Avenir Next" w:eastAsia="Avenir Next"/>
                       <w:color w:val="1A1A1A"/>
-                      <w:sz w:val="20"/>
+                      <w:sz w:val="22"/>
                       <w:szCs w:val="20"/>
                     </w:rPr>
                     <w:t xml:space="preserve">Q3:</w:t>
@@ -3328,7 +3332,7 @@
                       <w:rFonts w:ascii="Avenir Next" w:hAnsi="Avenir Next" w:cs="Avenir Next" w:eastAsia="Avenir Next"/>
                       <w:b/>
                       <w:color w:val="003A70"/>
-                      <w:sz w:val="20"/>
+                      <w:sz w:val="22"/>
                       <w:szCs w:val="20"/>
                     </w:rPr>
                     <w:t xml:space="preserve">e.</w:t>
@@ -3346,7 +3350,7 @@
                     <w:rPr>
                       <w:rFonts w:ascii="Avenir Next" w:hAnsi="Avenir Next" w:cs="Avenir Next" w:eastAsia="Avenir Next"/>
                       <w:color w:val="1A1A1A"/>
-                      <w:sz w:val="20"/>
+                      <w:sz w:val="22"/>
                       <w:szCs w:val="20"/>
                     </w:rPr>
                     <w:t xml:space="preserve">Max:</w:t>
@@ -3376,7 +3380,7 @@
           </w:tbl>
           <w:p>
             <w:pPr>
-              <w:spacing w:before="0" w:after="0" w:line="24" w:lineRule="auto"/>
+              <w:spacing w:before="0" w:after="0" w:line="50" w:lineRule="exact"/>
             </w:pPr>
           </w:p>
         </w:tc>
@@ -3384,12 +3388,12 @@
     </w:tbl>
     <w:p>
       <w:pPr>
-        <w:spacing w:before="0" w:after="0" w:line="20" w:lineRule="exact"/>
+        <w:spacing w:before="0" w:after="0" w:line="50" w:lineRule="exact"/>
       </w:pPr>
     </w:p>
     <w:p>
       <w:pPr>
-        <w:spacing w:before="0" w:after="0" w:line="20" w:lineRule="exact"/>
+        <w:spacing w:before="0" w:after="0" w:line="50" w:lineRule="exact"/>
       </w:pPr>
     </w:p>
     <w:tbl>
@@ -3439,18 +3443,18 @@
                 <w:rFonts w:ascii="Avenir Next" w:hAnsi="Avenir Next" w:cs="Avenir Next" w:eastAsia="Avenir Next"/>
                 <w:b/>
                 <w:color w:val="1A1A1A"/>
+                <w:sz w:val="22"/>
+                <w:szCs w:val="20"/>
+              </w:rPr>
+              <w:t xml:space="preserve">8.</w:t>
+            </w:r>
+            <w:r>
+              <w:rPr>
+                <w:rFonts w:ascii="Avenir Next" w:hAnsi="Avenir Next" w:cs="Avenir Next" w:eastAsia="Avenir Next"/>
+                <w:color w:val="1A1A1A"/>
                 <w:sz w:val="20"/>
                 <w:szCs w:val="20"/>
               </w:rPr>
-              <w:t xml:space="preserve">8.</w:t>
-            </w:r>
-            <w:r>
-              <w:rPr>
-                <w:rFonts w:ascii="Avenir Next" w:hAnsi="Avenir Next" w:cs="Avenir Next" w:eastAsia="Avenir Next"/>
-                <w:color w:val="1A1A1A"/>
-                <w:sz w:val="20"/>
-                <w:szCs w:val="20"/>
-              </w:rPr>
               <w:tab/>
             </w:r>
             <w:r>
@@ -3458,7 +3462,7 @@
                 <w:rFonts w:ascii="Avenir Next" w:hAnsi="Avenir Next" w:cs="Avenir Next" w:eastAsia="Avenir Next"/>
                 <w:b/>
                 <w:color w:val="1A1A1A"/>
-                <w:sz w:val="20"/>
+                <w:sz w:val="22"/>
                 <w:szCs w:val="20"/>
               </w:rPr>
               <w:t xml:space="preserve">Field Trip Costs.  </w:t>
@@ -3467,7 +3471,7 @@
               <w:rPr>
                 <w:rFonts w:ascii="Avenir Next" w:hAnsi="Avenir Next" w:cs="Avenir Next" w:eastAsia="Avenir Next"/>
                 <w:color w:val="1A1A1A"/>
-                <w:sz w:val="20"/>
+                <w:sz w:val="22"/>
                 <w:szCs w:val="20"/>
               </w:rPr>
               <w:t xml:space="preserve">Nine costs (dollars) are 18, 25, 12, 30, 22, 27, 15, 33, 20.</w:t>
@@ -3487,25 +3491,25 @@
                 <w:rFonts w:ascii="Avenir Next" w:hAnsi="Avenir Next" w:cs="Avenir Next" w:eastAsia="Avenir Next"/>
                 <w:b/>
                 <w:color w:val="003A70"/>
+                <w:sz w:val="22"/>
+                <w:szCs w:val="20"/>
+              </w:rPr>
+              <w:t xml:space="preserve">a.</w:t>
+            </w:r>
+            <w:r>
+              <w:rPr>
+                <w:rFonts w:ascii="Avenir Next" w:hAnsi="Avenir Next" w:cs="Avenir Next" w:eastAsia="Avenir Next"/>
+                <w:color w:val="1A1A1A"/>
                 <w:sz w:val="20"/>
                 <w:szCs w:val="20"/>
               </w:rPr>
-              <w:t xml:space="preserve">a.</w:t>
-            </w:r>
-            <w:r>
-              <w:rPr>
-                <w:rFonts w:ascii="Avenir Next" w:hAnsi="Avenir Next" w:cs="Avenir Next" w:eastAsia="Avenir Next"/>
-                <w:color w:val="1A1A1A"/>
-                <w:sz w:val="20"/>
-                <w:szCs w:val="20"/>
-              </w:rPr>
               <w:tab/>
             </w:r>
             <w:r>
               <w:rPr>
                 <w:rFonts w:ascii="Avenir Next" w:hAnsi="Avenir Next" w:cs="Avenir Next" w:eastAsia="Avenir Next"/>
                 <w:color w:val="1A1A1A"/>
-                <w:sz w:val="20"/>
+                <w:sz w:val="22"/>
                 <w:szCs w:val="20"/>
               </w:rPr>
               <w:t xml:space="preserve">Find the five-number summary.</w:t>
@@ -3525,25 +3529,25 @@
                 <w:rFonts w:ascii="Avenir Next" w:hAnsi="Avenir Next" w:cs="Avenir Next" w:eastAsia="Avenir Next"/>
                 <w:b/>
                 <w:color w:val="003A70"/>
+                <w:sz w:val="22"/>
+                <w:szCs w:val="20"/>
+              </w:rPr>
+              <w:t xml:space="preserve">b.</w:t>
+            </w:r>
+            <w:r>
+              <w:rPr>
+                <w:rFonts w:ascii="Avenir Next" w:hAnsi="Avenir Next" w:cs="Avenir Next" w:eastAsia="Avenir Next"/>
+                <w:color w:val="1A1A1A"/>
                 <w:sz w:val="20"/>
                 <w:szCs w:val="20"/>
               </w:rPr>
-              <w:t xml:space="preserve">b.</w:t>
-            </w:r>
-            <w:r>
-              <w:rPr>
-                <w:rFonts w:ascii="Avenir Next" w:hAnsi="Avenir Next" w:cs="Avenir Next" w:eastAsia="Avenir Next"/>
-                <w:color w:val="1A1A1A"/>
-                <w:sz w:val="20"/>
-                <w:szCs w:val="20"/>
-              </w:rPr>
               <w:tab/>
             </w:r>
             <w:r>
               <w:rPr>
                 <w:rFonts w:ascii="Avenir Next" w:hAnsi="Avenir Next" w:cs="Avenir Next" w:eastAsia="Avenir Next"/>
                 <w:color w:val="1A1A1A"/>
-                <w:sz w:val="20"/>
+                <w:sz w:val="22"/>
                 <w:szCs w:val="20"/>
               </w:rPr>
               <w:t xml:space="preserve">Where does the middle half of the costs fall?</w:t>
@@ -3563,25 +3567,25 @@
                 <w:rFonts w:ascii="Avenir Next" w:hAnsi="Avenir Next" w:cs="Avenir Next" w:eastAsia="Avenir Next"/>
                 <w:b/>
                 <w:color w:val="003A70"/>
+                <w:sz w:val="22"/>
+                <w:szCs w:val="20"/>
+              </w:rPr>
+              <w:t xml:space="preserve">c.</w:t>
+            </w:r>
+            <w:r>
+              <w:rPr>
+                <w:rFonts w:ascii="Avenir Next" w:hAnsi="Avenir Next" w:cs="Avenir Next" w:eastAsia="Avenir Next"/>
+                <w:color w:val="1A1A1A"/>
                 <w:sz w:val="20"/>
                 <w:szCs w:val="20"/>
               </w:rPr>
-              <w:t xml:space="preserve">c.</w:t>
-            </w:r>
-            <w:r>
-              <w:rPr>
-                <w:rFonts w:ascii="Avenir Next" w:hAnsi="Avenir Next" w:cs="Avenir Next" w:eastAsia="Avenir Next"/>
-                <w:color w:val="1A1A1A"/>
-                <w:sz w:val="20"/>
-                <w:szCs w:val="20"/>
-              </w:rPr>
               <w:tab/>
             </w:r>
             <w:r>
               <w:rPr>
                 <w:rFonts w:ascii="Avenir Next" w:hAnsi="Avenir Next" w:cs="Avenir Next" w:eastAsia="Avenir Next"/>
                 <w:color w:val="1A1A1A"/>
-                <w:sz w:val="20"/>
+                <w:sz w:val="22"/>
                 <w:szCs w:val="20"/>
               </w:rPr>
               <w:t xml:space="preserve">What does the length of the box tell a reader?</w:t>
@@ -3589,7 +3593,7 @@
           </w:p>
           <w:p>
             <w:pPr>
-              <w:spacing w:before="0" w:after="0" w:line="60" w:lineRule="auto"/>
+              <w:spacing w:before="0" w:after="0" w:line="50" w:lineRule="exact"/>
             </w:pPr>
           </w:p>
           <w:tbl>
@@ -3647,7 +3651,7 @@
           </w:tbl>
           <w:p>
             <w:pPr>
-              <w:spacing w:before="0" w:after="0" w:line="24" w:lineRule="auto"/>
+              <w:spacing w:before="0" w:after="0" w:line="50" w:lineRule="exact"/>
             </w:pPr>
           </w:p>
         </w:tc>
@@ -3655,11 +3659,12 @@
     </w:tbl>
     <w:p>
       <w:pPr>
-        <w:spacing w:before="0" w:after="0" w:line="20" w:lineRule="exact"/>
+        <w:spacing w:before="0" w:after="0" w:line="50" w:lineRule="exact"/>
       </w:pPr>
     </w:p>
     <w:p>
       <w:pPr>
+        <w:pStyle w:val="Heading2"/>
         <w:keepNext/>
         <w:pBdr>
           <w:bottom w:val="single" w:sz="8" w:space="3" w:color="003A70"/>
@@ -3675,7 +3680,7 @@
           <w:b/>
           <w:color w:val="003A70"/>
           <w:spacing w:val="14"/>
-          <w:sz w:val="19"/>
+          <w:sz w:val="22"/>
           <w:szCs w:val="19"/>
         </w:rPr>
         <w:t xml:space="preserve">FIND THE ERROR</w:t>
@@ -3694,7 +3699,7 @@
           <w:rFonts w:ascii="Avenir Next" w:hAnsi="Avenir Next" w:cs="Avenir Next" w:eastAsia="Avenir Next"/>
           <w:i/>
           <w:color w:val="5A5F66"/>
-          <w:sz w:val="17"/>
+          <w:sz w:val="22"/>
           <w:szCs w:val="17"/>
         </w:rPr>
         <w:t xml:space="preserve">explain the mistake, then fix it</w:t>
@@ -3702,7 +3707,7 @@
     </w:p>
     <w:p>
       <w:pPr>
-        <w:spacing w:before="0" w:after="0" w:line="20" w:lineRule="exact"/>
+        <w:spacing w:before="0" w:after="0" w:line="50" w:lineRule="exact"/>
       </w:pPr>
     </w:p>
     <w:tbl>
@@ -3752,18 +3757,18 @@
                 <w:rFonts w:ascii="Avenir Next" w:hAnsi="Avenir Next" w:cs="Avenir Next" w:eastAsia="Avenir Next"/>
                 <w:b/>
                 <w:color w:val="1A1A1A"/>
+                <w:sz w:val="22"/>
+                <w:szCs w:val="20"/>
+              </w:rPr>
+              <w:t xml:space="preserve">9.</w:t>
+            </w:r>
+            <w:r>
+              <w:rPr>
+                <w:rFonts w:ascii="Avenir Next" w:hAnsi="Avenir Next" w:cs="Avenir Next" w:eastAsia="Avenir Next"/>
+                <w:color w:val="1A1A1A"/>
                 <w:sz w:val="20"/>
                 <w:szCs w:val="20"/>
               </w:rPr>
-              <w:t xml:space="preserve">9.</w:t>
-            </w:r>
-            <w:r>
-              <w:rPr>
-                <w:rFonts w:ascii="Avenir Next" w:hAnsi="Avenir Next" w:cs="Avenir Next" w:eastAsia="Avenir Next"/>
-                <w:color w:val="1A1A1A"/>
-                <w:sz w:val="20"/>
-                <w:szCs w:val="20"/>
-              </w:rPr>
               <w:tab/>
             </w:r>
             <w:r>
@@ -3771,7 +3776,7 @@
                 <w:rFonts w:ascii="Avenir Next" w:hAnsi="Avenir Next" w:cs="Avenir Next" w:eastAsia="Avenir Next"/>
                 <w:b/>
                 <w:color w:val="1A1A1A"/>
-                <w:sz w:val="20"/>
+                <w:sz w:val="22"/>
                 <w:szCs w:val="20"/>
               </w:rPr>
               <w:t xml:space="preserve">Yusuf’s Work.  </w:t>
@@ -3780,7 +3785,7 @@
               <w:rPr>
                 <w:rFonts w:ascii="Avenir Next" w:hAnsi="Avenir Next" w:cs="Avenir Next" w:eastAsia="Avenir Next"/>
                 <w:color w:val="1A1A1A"/>
-                <w:sz w:val="20"/>
+                <w:sz w:val="22"/>
                 <w:szCs w:val="20"/>
               </w:rPr>
               <w:t xml:space="preserve">For 5, 9, 12, 16, 20, 24, 30, Yusuf marked Q1 at 12 and Q3 at 20. Explain the mistake and find the correct quartiles.</w:t>
@@ -3826,7 +3831,7 @@
                 </w:tcPr>
                 <w:p>
                   <w:pPr>
-                    <w:spacing w:before="0" w:after="0" w:line="240" w:lineRule="auto"/>
+                    <w:spacing w:before="0" w:after="0" w:line="50" w:lineRule="exact"/>
                   </w:pPr>
                 </w:p>
               </w:tc>
@@ -3846,7 +3851,7 @@
                 </w:tcPr>
                 <w:p>
                   <w:pPr>
-                    <w:spacing w:before="0" w:after="0" w:line="240" w:lineRule="auto"/>
+                    <w:spacing w:before="0" w:after="0" w:line="50" w:lineRule="exact"/>
                   </w:pPr>
                 </w:p>
               </w:tc>
@@ -3854,7 +3859,7 @@
           </w:tbl>
           <w:p>
             <w:pPr>
-              <w:spacing w:before="0" w:after="0" w:line="24" w:lineRule="auto"/>
+              <w:spacing w:before="0" w:after="0" w:line="50" w:lineRule="exact"/>
             </w:pPr>
           </w:p>
         </w:tc>
@@ -3862,11 +3867,12 @@
     </w:tbl>
     <w:p>
       <w:pPr>
-        <w:spacing w:before="0" w:after="0" w:line="20" w:lineRule="exact"/>
+        <w:spacing w:before="0" w:after="0" w:line="50" w:lineRule="exact"/>
       </w:pPr>
     </w:p>
     <w:p>
       <w:pPr>
+        <w:pStyle w:val="Heading2"/>
         <w:keepNext/>
         <w:pBdr>
           <w:bottom w:val="single" w:sz="8" w:space="3" w:color="003A70"/>
@@ -3882,7 +3888,7 @@
           <w:b/>
           <w:color w:val="003A70"/>
           <w:spacing w:val="14"/>
-          <w:sz w:val="19"/>
+          <w:sz w:val="22"/>
           <w:szCs w:val="19"/>
         </w:rPr>
         <w:t xml:space="preserve">TEST PRACTICE</w:t>
@@ -3901,7 +3907,7 @@
           <w:rFonts w:ascii="Avenir Next" w:hAnsi="Avenir Next" w:cs="Avenir Next" w:eastAsia="Avenir Next"/>
           <w:i/>
           <w:color w:val="5A5F66"/>
-          <w:sz w:val="17"/>
+          <w:sz w:val="22"/>
           <w:szCs w:val="17"/>
         </w:rPr>
         <w:t xml:space="preserve">choose the best answer</w:t>
@@ -3909,7 +3915,7 @@
     </w:p>
     <w:p>
       <w:pPr>
-        <w:spacing w:before="0" w:after="0" w:line="20" w:lineRule="exact"/>
+        <w:spacing w:before="0" w:after="0" w:line="50" w:lineRule="exact"/>
       </w:pPr>
     </w:p>
     <w:tbl>
@@ -3959,25 +3965,25 @@
                 <w:rFonts w:ascii="Avenir Next" w:hAnsi="Avenir Next" w:cs="Avenir Next" w:eastAsia="Avenir Next"/>
                 <w:b/>
                 <w:color w:val="1A1A1A"/>
+                <w:sz w:val="22"/>
+                <w:szCs w:val="20"/>
+              </w:rPr>
+              <w:t xml:space="preserve">10.</w:t>
+            </w:r>
+            <w:r>
+              <w:rPr>
+                <w:rFonts w:ascii="Avenir Next" w:hAnsi="Avenir Next" w:cs="Avenir Next" w:eastAsia="Avenir Next"/>
+                <w:color w:val="1A1A1A"/>
                 <w:sz w:val="20"/>
                 <w:szCs w:val="20"/>
               </w:rPr>
-              <w:t xml:space="preserve">10.</w:t>
-            </w:r>
-            <w:r>
-              <w:rPr>
-                <w:rFonts w:ascii="Avenir Next" w:hAnsi="Avenir Next" w:cs="Avenir Next" w:eastAsia="Avenir Next"/>
-                <w:color w:val="1A1A1A"/>
-                <w:sz w:val="20"/>
-                <w:szCs w:val="20"/>
-              </w:rPr>
               <w:tab/>
             </w:r>
             <w:r>
               <w:rPr>
                 <w:rFonts w:ascii="Avenir Next" w:hAnsi="Avenir Next" w:cs="Avenir Next" w:eastAsia="Avenir Next"/>
                 <w:color w:val="1A1A1A"/>
-                <w:sz w:val="20"/>
+                <w:sz w:val="22"/>
                 <w:szCs w:val="20"/>
               </w:rPr>
               <w:t xml:space="preserve">The box in a box plot stretches from —</w:t>
@@ -4033,25 +4039,25 @@
                       <w:rFonts w:ascii="Avenir Next" w:hAnsi="Avenir Next" w:cs="Avenir Next" w:eastAsia="Avenir Next"/>
                       <w:b/>
                       <w:color w:val="003A70"/>
+                      <w:sz w:val="22"/>
+                      <w:szCs w:val="19"/>
+                    </w:rPr>
+                    <w:t xml:space="preserve">A</w:t>
+                  </w:r>
+                  <w:r>
+                    <w:rPr>
+                      <w:rFonts w:ascii="Avenir Next" w:hAnsi="Avenir Next" w:cs="Avenir Next" w:eastAsia="Avenir Next"/>
+                      <w:color w:val="1A1A1A"/>
                       <w:sz w:val="19"/>
                       <w:szCs w:val="19"/>
                     </w:rPr>
-                    <w:t xml:space="preserve">A</w:t>
-                  </w:r>
-                  <w:r>
-                    <w:rPr>
-                      <w:rFonts w:ascii="Avenir Next" w:hAnsi="Avenir Next" w:cs="Avenir Next" w:eastAsia="Avenir Next"/>
-                      <w:color w:val="1A1A1A"/>
-                      <w:sz w:val="19"/>
-                      <w:szCs w:val="19"/>
-                    </w:rPr>
                     <w:tab/>
                   </w:r>
                   <w:r>
                     <w:rPr>
                       <w:rFonts w:ascii="Avenir Next" w:hAnsi="Avenir Next" w:cs="Avenir Next" w:eastAsia="Avenir Next"/>
                       <w:color w:val="1A1A1A"/>
-                      <w:sz w:val="19"/>
+                      <w:sz w:val="22"/>
                       <w:szCs w:val="19"/>
                     </w:rPr>
                     <w:t xml:space="preserve">min to max</w:t>
@@ -4076,25 +4082,25 @@
                       <w:rFonts w:ascii="Avenir Next" w:hAnsi="Avenir Next" w:cs="Avenir Next" w:eastAsia="Avenir Next"/>
                       <w:b/>
                       <w:color w:val="003A70"/>
+                      <w:sz w:val="22"/>
+                      <w:szCs w:val="19"/>
+                    </w:rPr>
+                    <w:t xml:space="preserve">B</w:t>
+                  </w:r>
+                  <w:r>
+                    <w:rPr>
+                      <w:rFonts w:ascii="Avenir Next" w:hAnsi="Avenir Next" w:cs="Avenir Next" w:eastAsia="Avenir Next"/>
+                      <w:color w:val="1A1A1A"/>
                       <w:sz w:val="19"/>
                       <w:szCs w:val="19"/>
                     </w:rPr>
-                    <w:t xml:space="preserve">B</w:t>
-                  </w:r>
-                  <w:r>
-                    <w:rPr>
-                      <w:rFonts w:ascii="Avenir Next" w:hAnsi="Avenir Next" w:cs="Avenir Next" w:eastAsia="Avenir Next"/>
-                      <w:color w:val="1A1A1A"/>
-                      <w:sz w:val="19"/>
-                      <w:szCs w:val="19"/>
-                    </w:rPr>
                     <w:tab/>
                   </w:r>
                   <w:r>
                     <w:rPr>
                       <w:rFonts w:ascii="Avenir Next" w:hAnsi="Avenir Next" w:cs="Avenir Next" w:eastAsia="Avenir Next"/>
                       <w:color w:val="1A1A1A"/>
-                      <w:sz w:val="19"/>
+                      <w:sz w:val="22"/>
                       <w:szCs w:val="19"/>
                     </w:rPr>
                     <w:t xml:space="preserve">Q1 to Q3</w:t>
@@ -4119,25 +4125,25 @@
                       <w:rFonts w:ascii="Avenir Next" w:hAnsi="Avenir Next" w:cs="Avenir Next" w:eastAsia="Avenir Next"/>
                       <w:b/>
                       <w:color w:val="003A70"/>
+                      <w:sz w:val="22"/>
+                      <w:szCs w:val="19"/>
+                    </w:rPr>
+                    <w:t xml:space="preserve">C</w:t>
+                  </w:r>
+                  <w:r>
+                    <w:rPr>
+                      <w:rFonts w:ascii="Avenir Next" w:hAnsi="Avenir Next" w:cs="Avenir Next" w:eastAsia="Avenir Next"/>
+                      <w:color w:val="1A1A1A"/>
                       <w:sz w:val="19"/>
                       <w:szCs w:val="19"/>
                     </w:rPr>
-                    <w:t xml:space="preserve">C</w:t>
-                  </w:r>
-                  <w:r>
-                    <w:rPr>
-                      <w:rFonts w:ascii="Avenir Next" w:hAnsi="Avenir Next" w:cs="Avenir Next" w:eastAsia="Avenir Next"/>
-                      <w:color w:val="1A1A1A"/>
-                      <w:sz w:val="19"/>
-                      <w:szCs w:val="19"/>
-                    </w:rPr>
                     <w:tab/>
                   </w:r>
                   <w:r>
                     <w:rPr>
                       <w:rFonts w:ascii="Avenir Next" w:hAnsi="Avenir Next" w:cs="Avenir Next" w:eastAsia="Avenir Next"/>
                       <w:color w:val="1A1A1A"/>
-                      <w:sz w:val="19"/>
+                      <w:sz w:val="22"/>
                       <w:szCs w:val="19"/>
                     </w:rPr>
                     <w:t xml:space="preserve">min to median</w:t>
@@ -4162,25 +4168,25 @@
                       <w:rFonts w:ascii="Avenir Next" w:hAnsi="Avenir Next" w:cs="Avenir Next" w:eastAsia="Avenir Next"/>
                       <w:b/>
                       <w:color w:val="003A70"/>
+                      <w:sz w:val="22"/>
+                      <w:szCs w:val="19"/>
+                    </w:rPr>
+                    <w:t xml:space="preserve">D</w:t>
+                  </w:r>
+                  <w:r>
+                    <w:rPr>
+                      <w:rFonts w:ascii="Avenir Next" w:hAnsi="Avenir Next" w:cs="Avenir Next" w:eastAsia="Avenir Next"/>
+                      <w:color w:val="1A1A1A"/>
                       <w:sz w:val="19"/>
                       <w:szCs w:val="19"/>
                     </w:rPr>
-                    <w:t xml:space="preserve">D</w:t>
-                  </w:r>
-                  <w:r>
-                    <w:rPr>
-                      <w:rFonts w:ascii="Avenir Next" w:hAnsi="Avenir Next" w:cs="Avenir Next" w:eastAsia="Avenir Next"/>
-                      <w:color w:val="1A1A1A"/>
-                      <w:sz w:val="19"/>
-                      <w:szCs w:val="19"/>
-                    </w:rPr>
                     <w:tab/>
                   </w:r>
                   <w:r>
                     <w:rPr>
                       <w:rFonts w:ascii="Avenir Next" w:hAnsi="Avenir Next" w:cs="Avenir Next" w:eastAsia="Avenir Next"/>
                       <w:color w:val="1A1A1A"/>
-                      <w:sz w:val="19"/>
+                      <w:sz w:val="22"/>
                       <w:szCs w:val="19"/>
                     </w:rPr>
                     <w:t xml:space="preserve">median to max</w:t>
@@ -4191,7 +4197,7 @@
           </w:tbl>
           <w:p>
             <w:pPr>
-              <w:spacing w:before="0" w:after="0" w:line="24" w:lineRule="auto"/>
+              <w:spacing w:before="0" w:after="0" w:line="50" w:lineRule="exact"/>
             </w:pPr>
           </w:p>
         </w:tc>
@@ -4199,12 +4205,12 @@
     </w:tbl>
     <w:p>
       <w:pPr>
-        <w:spacing w:before="0" w:after="0" w:line="20" w:lineRule="exact"/>
+        <w:spacing w:before="0" w:after="0" w:line="50" w:lineRule="exact"/>
       </w:pPr>
     </w:p>
     <w:p>
       <w:pPr>
-        <w:spacing w:before="0" w:after="0" w:line="20" w:lineRule="exact"/>
+        <w:spacing w:before="0" w:after="0" w:line="50" w:lineRule="exact"/>
       </w:pPr>
     </w:p>
     <w:tbl>
@@ -4254,25 +4260,25 @@
                 <w:rFonts w:ascii="Avenir Next" w:hAnsi="Avenir Next" w:cs="Avenir Next" w:eastAsia="Avenir Next"/>
                 <w:b/>
                 <w:color w:val="1A1A1A"/>
+                <w:sz w:val="22"/>
+                <w:szCs w:val="20"/>
+              </w:rPr>
+              <w:t xml:space="preserve">11.</w:t>
+            </w:r>
+            <w:r>
+              <w:rPr>
+                <w:rFonts w:ascii="Avenir Next" w:hAnsi="Avenir Next" w:cs="Avenir Next" w:eastAsia="Avenir Next"/>
+                <w:color w:val="1A1A1A"/>
                 <w:sz w:val="20"/>
                 <w:szCs w:val="20"/>
               </w:rPr>
-              <w:t xml:space="preserve">11.</w:t>
-            </w:r>
-            <w:r>
-              <w:rPr>
-                <w:rFonts w:ascii="Avenir Next" w:hAnsi="Avenir Next" w:cs="Avenir Next" w:eastAsia="Avenir Next"/>
-                <w:color w:val="1A1A1A"/>
-                <w:sz w:val="20"/>
-                <w:szCs w:val="20"/>
-              </w:rPr>
               <w:tab/>
             </w:r>
             <w:r>
               <w:rPr>
                 <w:rFonts w:ascii="Avenir Next" w:hAnsi="Avenir Next" w:cs="Avenir Next" w:eastAsia="Avenir Next"/>
                 <w:color w:val="1A1A1A"/>
-                <w:sz w:val="20"/>
+                <w:sz w:val="22"/>
                 <w:szCs w:val="20"/>
               </w:rPr>
               <w:t xml:space="preserve">For 4, 8, 12, 16, 20, Q1 is —</w:t>
@@ -4328,25 +4334,25 @@
                       <w:rFonts w:ascii="Avenir Next" w:hAnsi="Avenir Next" w:cs="Avenir Next" w:eastAsia="Avenir Next"/>
                       <w:b/>
                       <w:color w:val="003A70"/>
+                      <w:sz w:val="22"/>
+                      <w:szCs w:val="19"/>
+                    </w:rPr>
+                    <w:t xml:space="preserve">A</w:t>
+                  </w:r>
+                  <w:r>
+                    <w:rPr>
+                      <w:rFonts w:ascii="Avenir Next" w:hAnsi="Avenir Next" w:cs="Avenir Next" w:eastAsia="Avenir Next"/>
+                      <w:color w:val="1A1A1A"/>
                       <w:sz w:val="19"/>
                       <w:szCs w:val="19"/>
                     </w:rPr>
-                    <w:t xml:space="preserve">A</w:t>
-                  </w:r>
-                  <w:r>
-                    <w:rPr>
-                      <w:rFonts w:ascii="Avenir Next" w:hAnsi="Avenir Next" w:cs="Avenir Next" w:eastAsia="Avenir Next"/>
-                      <w:color w:val="1A1A1A"/>
-                      <w:sz w:val="19"/>
-                      <w:szCs w:val="19"/>
-                    </w:rPr>
                     <w:tab/>
                   </w:r>
                   <w:r>
                     <w:rPr>
                       <w:rFonts w:ascii="Avenir Next" w:hAnsi="Avenir Next" w:cs="Avenir Next" w:eastAsia="Avenir Next"/>
                       <w:color w:val="1A1A1A"/>
-                      <w:sz w:val="19"/>
+                      <w:sz w:val="22"/>
                       <w:szCs w:val="19"/>
                     </w:rPr>
                     <w:t xml:space="preserve">4</w:t>
@@ -4371,25 +4377,25 @@
                       <w:rFonts w:ascii="Avenir Next" w:hAnsi="Avenir Next" w:cs="Avenir Next" w:eastAsia="Avenir Next"/>
                       <w:b/>
                       <w:color w:val="003A70"/>
+                      <w:sz w:val="22"/>
+                      <w:szCs w:val="19"/>
+                    </w:rPr>
+                    <w:t xml:space="preserve">B</w:t>
+                  </w:r>
+                  <w:r>
+                    <w:rPr>
+                      <w:rFonts w:ascii="Avenir Next" w:hAnsi="Avenir Next" w:cs="Avenir Next" w:eastAsia="Avenir Next"/>
+                      <w:color w:val="1A1A1A"/>
                       <w:sz w:val="19"/>
                       <w:szCs w:val="19"/>
                     </w:rPr>
-                    <w:t xml:space="preserve">B</w:t>
-                  </w:r>
-                  <w:r>
-                    <w:rPr>
-                      <w:rFonts w:ascii="Avenir Next" w:hAnsi="Avenir Next" w:cs="Avenir Next" w:eastAsia="Avenir Next"/>
-                      <w:color w:val="1A1A1A"/>
-                      <w:sz w:val="19"/>
-                      <w:szCs w:val="19"/>
-                    </w:rPr>
                     <w:tab/>
                   </w:r>
                   <w:r>
                     <w:rPr>
                       <w:rFonts w:ascii="Avenir Next" w:hAnsi="Avenir Next" w:cs="Avenir Next" w:eastAsia="Avenir Next"/>
                       <w:color w:val="1A1A1A"/>
-                      <w:sz w:val="19"/>
+                      <w:sz w:val="22"/>
                       <w:szCs w:val="19"/>
                     </w:rPr>
                     <w:t xml:space="preserve">8</w:t>
@@ -4414,25 +4420,25 @@
                       <w:rFonts w:ascii="Avenir Next" w:hAnsi="Avenir Next" w:cs="Avenir Next" w:eastAsia="Avenir Next"/>
                       <w:b/>
                       <w:color w:val="003A70"/>
+                      <w:sz w:val="22"/>
+                      <w:szCs w:val="19"/>
+                    </w:rPr>
+                    <w:t xml:space="preserve">C</w:t>
+                  </w:r>
+                  <w:r>
+                    <w:rPr>
+                      <w:rFonts w:ascii="Avenir Next" w:hAnsi="Avenir Next" w:cs="Avenir Next" w:eastAsia="Avenir Next"/>
+                      <w:color w:val="1A1A1A"/>
                       <w:sz w:val="19"/>
                       <w:szCs w:val="19"/>
                     </w:rPr>
-                    <w:t xml:space="preserve">C</w:t>
-                  </w:r>
-                  <w:r>
-                    <w:rPr>
-                      <w:rFonts w:ascii="Avenir Next" w:hAnsi="Avenir Next" w:cs="Avenir Next" w:eastAsia="Avenir Next"/>
-                      <w:color w:val="1A1A1A"/>
-                      <w:sz w:val="19"/>
-                      <w:szCs w:val="19"/>
-                    </w:rPr>
                     <w:tab/>
                   </w:r>
                   <w:r>
                     <w:rPr>
                       <w:rFonts w:ascii="Avenir Next" w:hAnsi="Avenir Next" w:cs="Avenir Next" w:eastAsia="Avenir Next"/>
                       <w:color w:val="1A1A1A"/>
-                      <w:sz w:val="19"/>
+                      <w:sz w:val="22"/>
                       <w:szCs w:val="19"/>
                     </w:rPr>
                     <w:t xml:space="preserve">6</w:t>
@@ -4457,25 +4463,25 @@
                       <w:rFonts w:ascii="Avenir Next" w:hAnsi="Avenir Next" w:cs="Avenir Next" w:eastAsia="Avenir Next"/>
                       <w:b/>
                       <w:color w:val="003A70"/>
+                      <w:sz w:val="22"/>
+                      <w:szCs w:val="19"/>
+                    </w:rPr>
+                    <w:t xml:space="preserve">D</w:t>
+                  </w:r>
+                  <w:r>
+                    <w:rPr>
+                      <w:rFonts w:ascii="Avenir Next" w:hAnsi="Avenir Next" w:cs="Avenir Next" w:eastAsia="Avenir Next"/>
+                      <w:color w:val="1A1A1A"/>
                       <w:sz w:val="19"/>
                       <w:szCs w:val="19"/>
                     </w:rPr>
-                    <w:t xml:space="preserve">D</w:t>
-                  </w:r>
-                  <w:r>
-                    <w:rPr>
-                      <w:rFonts w:ascii="Avenir Next" w:hAnsi="Avenir Next" w:cs="Avenir Next" w:eastAsia="Avenir Next"/>
-                      <w:color w:val="1A1A1A"/>
-                      <w:sz w:val="19"/>
-                      <w:szCs w:val="19"/>
-                    </w:rPr>
                     <w:tab/>
                   </w:r>
                   <w:r>
                     <w:rPr>
                       <w:rFonts w:ascii="Avenir Next" w:hAnsi="Avenir Next" w:cs="Avenir Next" w:eastAsia="Avenir Next"/>
                       <w:color w:val="1A1A1A"/>
-                      <w:sz w:val="19"/>
+                      <w:sz w:val="22"/>
                       <w:szCs w:val="19"/>
                     </w:rPr>
                     <w:t xml:space="preserve">12</w:t>
@@ -4486,7 +4492,7 @@
           </w:tbl>
           <w:p>
             <w:pPr>
-              <w:spacing w:before="0" w:after="0" w:line="24" w:lineRule="auto"/>
+              <w:spacing w:before="0" w:after="0" w:line="50" w:lineRule="exact"/>
             </w:pPr>
           </w:p>
         </w:tc>
@@ -4494,11 +4500,12 @@
     </w:tbl>
     <w:p>
       <w:pPr>
-        <w:spacing w:before="0" w:after="0" w:line="20" w:lineRule="exact"/>
+        <w:spacing w:before="0" w:after="0" w:line="50" w:lineRule="exact"/>
       </w:pPr>
     </w:p>
     <w:p>
       <w:pPr>
+        <w:pStyle w:val="Heading2"/>
         <w:keepNext/>
         <w:pBdr>
           <w:bottom w:val="single" w:sz="8" w:space="3" w:color="003A70"/>
@@ -4514,7 +4521,7 @@
           <w:b/>
           <w:color w:val="003A70"/>
           <w:spacing w:val="14"/>
-          <w:sz w:val="19"/>
+          <w:sz w:val="22"/>
           <w:szCs w:val="19"/>
         </w:rPr>
         <w:t xml:space="preserve">SELF-CHECK CODE</w:t>
@@ -4533,7 +4540,7 @@
           <w:rFonts w:ascii="Avenir Next" w:hAnsi="Avenir Next" w:cs="Avenir Next" w:eastAsia="Avenir Next"/>
           <w:i/>
           <w:color w:val="5A5F66"/>
-          <w:sz w:val="17"/>
+          <w:sz w:val="22"/>
           <w:szCs w:val="17"/>
         </w:rPr>
         <w:t xml:space="preserve">find your answer · copy its letter into that problem’s box · spell a math word</w:t>
@@ -4592,7 +4599,7 @@
                 <w:rFonts w:ascii="Avenir Next" w:hAnsi="Avenir Next" w:cs="Avenir Next" w:eastAsia="Avenir Next"/>
                 <w:b/>
                 <w:color w:val="1A1A1A"/>
-                <w:sz w:val="18"/>
+                <w:sz w:val="22"/>
                 <w:szCs w:val="18"/>
               </w:rPr>
               <w:t xml:space="preserve">33</w:t>
@@ -4608,7 +4615,7 @@
                 <w:rFonts w:ascii="Avenir Next" w:hAnsi="Avenir Next" w:cs="Avenir Next" w:eastAsia="Avenir Next"/>
                 <w:b/>
                 <w:color w:val="003A70"/>
-                <w:sz w:val="18"/>
+                <w:sz w:val="22"/>
                 <w:szCs w:val="18"/>
               </w:rPr>
               <w:t xml:space="preserve">T</w:t>
@@ -4631,7 +4638,7 @@
                 <w:rFonts w:ascii="Avenir Next" w:hAnsi="Avenir Next" w:cs="Avenir Next" w:eastAsia="Avenir Next"/>
                 <w:b/>
                 <w:color w:val="1A1A1A"/>
-                <w:sz w:val="18"/>
+                <w:sz w:val="22"/>
                 <w:szCs w:val="18"/>
               </w:rPr>
               <w:t xml:space="preserve">40</w:t>
@@ -4647,7 +4654,7 @@
                 <w:rFonts w:ascii="Avenir Next" w:hAnsi="Avenir Next" w:cs="Avenir Next" w:eastAsia="Avenir Next"/>
                 <w:b/>
                 <w:color w:val="003A70"/>
-                <w:sz w:val="18"/>
+                <w:sz w:val="22"/>
                 <w:szCs w:val="18"/>
               </w:rPr>
               <w:t xml:space="preserve">L</w:t>
@@ -4670,7 +4677,7 @@
                 <w:rFonts w:ascii="Avenir Next" w:hAnsi="Avenir Next" w:cs="Avenir Next" w:eastAsia="Avenir Next"/>
                 <w:b/>
                 <w:color w:val="1A1A1A"/>
-                <w:sz w:val="18"/>
+                <w:sz w:val="22"/>
                 <w:szCs w:val="18"/>
               </w:rPr>
               <w:t xml:space="preserve">52</w:t>
@@ -4686,7 +4693,7 @@
                 <w:rFonts w:ascii="Avenir Next" w:hAnsi="Avenir Next" w:cs="Avenir Next" w:eastAsia="Avenir Next"/>
                 <w:b/>
                 <w:color w:val="003A70"/>
-                <w:sz w:val="18"/>
+                <w:sz w:val="22"/>
                 <w:szCs w:val="18"/>
               </w:rPr>
               <w:t xml:space="preserve">X</w:t>
@@ -4709,7 +4716,7 @@
                 <w:rFonts w:ascii="Avenir Next" w:hAnsi="Avenir Next" w:cs="Avenir Next" w:eastAsia="Avenir Next"/>
                 <w:b/>
                 <w:color w:val="1A1A1A"/>
-                <w:sz w:val="18"/>
+                <w:sz w:val="22"/>
                 <w:szCs w:val="18"/>
               </w:rPr>
               <w:t xml:space="preserve">18</w:t>
@@ -4725,7 +4732,7 @@
                 <w:rFonts w:ascii="Avenir Next" w:hAnsi="Avenir Next" w:cs="Avenir Next" w:eastAsia="Avenir Next"/>
                 <w:b/>
                 <w:color w:val="003A70"/>
-                <w:sz w:val="18"/>
+                <w:sz w:val="22"/>
                 <w:szCs w:val="18"/>
               </w:rPr>
               <w:t xml:space="preserve">I</w:t>
@@ -4748,7 +4755,7 @@
                 <w:rFonts w:ascii="Avenir Next" w:hAnsi="Avenir Next" w:cs="Avenir Next" w:eastAsia="Avenir Next"/>
                 <w:b/>
                 <w:color w:val="1A1A1A"/>
-                <w:sz w:val="18"/>
+                <w:sz w:val="22"/>
                 <w:szCs w:val="18"/>
               </w:rPr>
               <w:t xml:space="preserve">3/4</w:t>
@@ -4764,7 +4771,7 @@
                 <w:rFonts w:ascii="Avenir Next" w:hAnsi="Avenir Next" w:cs="Avenir Next" w:eastAsia="Avenir Next"/>
                 <w:b/>
                 <w:color w:val="003A70"/>
-                <w:sz w:val="18"/>
+                <w:sz w:val="22"/>
                 <w:szCs w:val="18"/>
               </w:rPr>
               <w:t xml:space="preserve">Z</w:t>
@@ -4787,7 +4794,7 @@
                 <w:rFonts w:ascii="Avenir Next" w:hAnsi="Avenir Next" w:cs="Avenir Next" w:eastAsia="Avenir Next"/>
                 <w:b/>
                 <w:color w:val="1A1A1A"/>
-                <w:sz w:val="18"/>
+                <w:sz w:val="22"/>
                 <w:szCs w:val="18"/>
               </w:rPr>
               <w:t xml:space="preserve">11</w:t>
@@ -4803,7 +4810,7 @@
                 <w:rFonts w:ascii="Avenir Next" w:hAnsi="Avenir Next" w:cs="Avenir Next" w:eastAsia="Avenir Next"/>
                 <w:b/>
                 <w:color w:val="003A70"/>
-                <w:sz w:val="18"/>
+                <w:sz w:val="22"/>
                 <w:szCs w:val="18"/>
               </w:rPr>
               <w:t xml:space="preserve">R</w:t>
@@ -4826,7 +4833,7 @@
                 <w:rFonts w:ascii="Avenir Next" w:hAnsi="Avenir Next" w:cs="Avenir Next" w:eastAsia="Avenir Next"/>
                 <w:b/>
                 <w:color w:val="1A1A1A"/>
-                <w:sz w:val="18"/>
+                <w:sz w:val="22"/>
                 <w:szCs w:val="18"/>
               </w:rPr>
               <w:t xml:space="preserve">9</w:t>
@@ -4842,7 +4849,7 @@
                 <w:rFonts w:ascii="Avenir Next" w:hAnsi="Avenir Next" w:cs="Avenir Next" w:eastAsia="Avenir Next"/>
                 <w:b/>
                 <w:color w:val="003A70"/>
-                <w:sz w:val="18"/>
+                <w:sz w:val="22"/>
                 <w:szCs w:val="18"/>
               </w:rPr>
               <w:t xml:space="preserve">U</w:t>
@@ -4865,7 +4872,7 @@
                 <w:rFonts w:ascii="Avenir Next" w:hAnsi="Avenir Next" w:cs="Avenir Next" w:eastAsia="Avenir Next"/>
                 <w:b/>
                 <w:color w:val="1A1A1A"/>
-                <w:sz w:val="18"/>
+                <w:sz w:val="22"/>
                 <w:szCs w:val="18"/>
               </w:rPr>
               <w:t xml:space="preserve">54.5</w:t>
@@ -4881,7 +4888,7 @@
                 <w:rFonts w:ascii="Avenir Next" w:hAnsi="Avenir Next" w:cs="Avenir Next" w:eastAsia="Avenir Next"/>
                 <w:b/>
                 <w:color w:val="003A70"/>
-                <w:sz w:val="18"/>
+                <w:sz w:val="22"/>
                 <w:szCs w:val="18"/>
               </w:rPr>
               <w:t xml:space="preserve">E</w:t>
@@ -4904,7 +4911,7 @@
                 <w:rFonts w:ascii="Avenir Next" w:hAnsi="Avenir Next" w:cs="Avenir Next" w:eastAsia="Avenir Next"/>
                 <w:b/>
                 <w:color w:val="1A1A1A"/>
-                <w:sz w:val="18"/>
+                <w:sz w:val="22"/>
                 <w:szCs w:val="18"/>
               </w:rPr>
               <w:t xml:space="preserve">21</w:t>
@@ -4920,7 +4927,7 @@
                 <w:rFonts w:ascii="Avenir Next" w:hAnsi="Avenir Next" w:cs="Avenir Next" w:eastAsia="Avenir Next"/>
                 <w:b/>
                 <w:color w:val="003A70"/>
-                <w:sz w:val="18"/>
+                <w:sz w:val="22"/>
                 <w:szCs w:val="18"/>
               </w:rPr>
               <w:t xml:space="preserve">Q</w:t>
@@ -4943,7 +4950,7 @@
                 <w:rFonts w:ascii="Avenir Next" w:hAnsi="Avenir Next" w:cs="Avenir Next" w:eastAsia="Avenir Next"/>
                 <w:b/>
                 <w:color w:val="1A1A1A"/>
-                <w:sz w:val="18"/>
+                <w:sz w:val="22"/>
                 <w:szCs w:val="18"/>
               </w:rPr>
               <w:t xml:space="preserve">1/4</w:t>
@@ -4959,7 +4966,7 @@
                 <w:rFonts w:ascii="Avenir Next" w:hAnsi="Avenir Next" w:cs="Avenir Next" w:eastAsia="Avenir Next"/>
                 <w:b/>
                 <w:color w:val="003A70"/>
-                <w:sz w:val="18"/>
+                <w:sz w:val="22"/>
                 <w:szCs w:val="18"/>
               </w:rPr>
               <w:t xml:space="preserve">A</w:t>
@@ -4970,7 +4977,7 @@
     </w:tbl>
     <w:p>
       <w:pPr>
-        <w:spacing w:before="0" w:after="0" w:line="60" w:lineRule="auto"/>
+        <w:spacing w:before="0" w:after="0" w:line="50" w:lineRule="exact"/>
       </w:pPr>
     </w:p>
     <w:tbl>
@@ -5181,7 +5188,7 @@
     </w:tbl>
     <w:p>
       <w:pPr>
-        <w:spacing w:before="0" w:after="0" w:line="40" w:lineRule="auto"/>
+        <w:spacing w:before="0" w:after="0" w:line="50" w:lineRule="exact"/>
       </w:pPr>
     </w:p>
     <w:tbl>
@@ -5223,6 +5230,7 @@
           </w:tcPr>
           <w:p>
             <w:pPr>
+              <w:pStyle w:val="Heading2"/>
               <w:spacing w:before="0" w:after="0" w:line="240" w:lineRule="auto"/>
             </w:pPr>
             <w:r>
@@ -5260,7 +5268,7 @@
               <w:rPr>
                 <w:rFonts w:ascii="Avenir Next" w:hAnsi="Avenir Next" w:cs="Avenir Next" w:eastAsia="Avenir Next"/>
                 <w:color w:val="1A1A1A"/>
-                <w:sz w:val="17"/>
+                <w:sz w:val="22"/>
                 <w:szCs w:val="17"/>
               </w:rPr>
               <w:t xml:space="preserve">  I can do this on my own</w:t>
@@ -5289,7 +5297,7 @@
               <w:rPr>
                 <w:rFonts w:ascii="Avenir Next" w:hAnsi="Avenir Next" w:cs="Avenir Next" w:eastAsia="Avenir Next"/>
                 <w:color w:val="1A1A1A"/>
-                <w:sz w:val="17"/>
+                <w:sz w:val="22"/>
                 <w:szCs w:val="17"/>
               </w:rPr>
               <w:t xml:space="preserve">  I need a little help</w:t>
@@ -5318,7 +5326,7 @@
               <w:rPr>
                 <w:rFonts w:ascii="Avenir Next" w:hAnsi="Avenir Next" w:cs="Avenir Next" w:eastAsia="Avenir Next"/>
                 <w:color w:val="1A1A1A"/>
-                <w:sz w:val="17"/>
+                <w:sz w:val="22"/>
                 <w:szCs w:val="17"/>
               </w:rPr>
               <w:t xml:space="preserve">  I have a question about #</w:t>
@@ -5339,7 +5347,7 @@
     </w:tbl>
     <w:p>
       <w:pPr>
-        <w:spacing w:before="0" w:after="0" w:line="20" w:lineRule="exact"/>
+        <w:spacing w:before="0" w:after="0" w:line="50" w:lineRule="exact"/>
       </w:pPr>
     </w:p>
     <w:sectPr>
@@ -5425,7 +5433,106 @@
               <w:sz w:val="15"/>
               <w:szCs w:val="15"/>
             </w:rPr>
-            <w:t xml:space="preserve">Lesson 2-4  ·  Session 1  ·  Practice Form A</w:t>
+            <w:t xml:space="preserve">2-4 · Page </w:t>
+          </w:r>
+          <w:r>
+            <w:rPr>
+              <w:rFonts w:ascii="Avenir Next" w:hAnsi="Avenir Next" w:cs="Avenir Next" w:eastAsia="Avenir Next"/>
+              <w:color w:val="5A5F66"/>
+              <w:sz w:val="15"/>
+              <w:szCs w:val="15"/>
+            </w:rPr>
+            <w:fldChar w:fldCharType="begin"/>
+          </w:r>
+          <w:r>
+            <w:rPr>
+              <w:rFonts w:ascii="Avenir Next" w:hAnsi="Avenir Next" w:cs="Avenir Next" w:eastAsia="Avenir Next"/>
+              <w:color w:val="5A5F66"/>
+              <w:sz w:val="15"/>
+              <w:szCs w:val="15"/>
+            </w:rPr>
+            <w:instrText xml:space="preserve"> PAGE </w:instrText>
+          </w:r>
+          <w:r>
+            <w:rPr>
+              <w:rFonts w:ascii="Avenir Next" w:hAnsi="Avenir Next" w:cs="Avenir Next" w:eastAsia="Avenir Next"/>
+              <w:color w:val="5A5F66"/>
+              <w:sz w:val="15"/>
+              <w:szCs w:val="15"/>
+            </w:rPr>
+            <w:fldChar w:fldCharType="separate"/>
+          </w:r>
+          <w:r>
+            <w:rPr>
+              <w:rFonts w:ascii="Avenir Next" w:hAnsi="Avenir Next" w:cs="Avenir Next" w:eastAsia="Avenir Next"/>
+              <w:color w:val="5A5F66"/>
+              <w:sz w:val="15"/>
+              <w:szCs w:val="15"/>
+            </w:rPr>
+            <w:t xml:space="preserve">1</w:t>
+          </w:r>
+          <w:r>
+            <w:rPr>
+              <w:rFonts w:ascii="Avenir Next" w:hAnsi="Avenir Next" w:cs="Avenir Next" w:eastAsia="Avenir Next"/>
+              <w:color w:val="5A5F66"/>
+              <w:sz w:val="15"/>
+              <w:szCs w:val="15"/>
+            </w:rPr>
+            <w:fldChar w:fldCharType="end"/>
+          </w:r>
+          <w:r>
+            <w:rPr>
+              <w:rFonts w:ascii="Avenir Next" w:hAnsi="Avenir Next" w:cs="Avenir Next" w:eastAsia="Avenir Next"/>
+              <w:color w:val="5A5F66"/>
+              <w:sz w:val="15"/>
+              <w:szCs w:val="15"/>
+            </w:rPr>
+            <w:t xml:space="preserve"> of </w:t>
+          </w:r>
+          <w:r>
+            <w:rPr>
+              <w:rFonts w:ascii="Avenir Next" w:hAnsi="Avenir Next" w:cs="Avenir Next" w:eastAsia="Avenir Next"/>
+              <w:color w:val="5A5F66"/>
+              <w:sz w:val="15"/>
+              <w:szCs w:val="15"/>
+            </w:rPr>
+            <w:fldChar w:fldCharType="begin"/>
+          </w:r>
+          <w:r>
+            <w:rPr>
+              <w:rFonts w:ascii="Avenir Next" w:hAnsi="Avenir Next" w:cs="Avenir Next" w:eastAsia="Avenir Next"/>
+              <w:color w:val="5A5F66"/>
+              <w:sz w:val="15"/>
+              <w:szCs w:val="15"/>
+            </w:rPr>
+            <w:instrText xml:space="preserve"> NUMPAGES </w:instrText>
+          </w:r>
+          <w:r>
+            <w:rPr>
+              <w:rFonts w:ascii="Avenir Next" w:hAnsi="Avenir Next" w:cs="Avenir Next" w:eastAsia="Avenir Next"/>
+              <w:color w:val="5A5F66"/>
+              <w:sz w:val="15"/>
+              <w:szCs w:val="15"/>
+            </w:rPr>
+            <w:fldChar w:fldCharType="separate"/>
+          </w:r>
+          <w:r>
+            <w:rPr>
+              <w:rFonts w:ascii="Avenir Next" w:hAnsi="Avenir Next" w:cs="Avenir Next" w:eastAsia="Avenir Next"/>
+              <w:color w:val="5A5F66"/>
+              <w:sz w:val="15"/>
+              <w:szCs w:val="15"/>
+            </w:rPr>
+            <w:t xml:space="preserve">1</w:t>
+          </w:r>
+          <w:r>
+            <w:rPr>
+              <w:rFonts w:ascii="Avenir Next" w:hAnsi="Avenir Next" w:cs="Avenir Next" w:eastAsia="Avenir Next"/>
+              <w:color w:val="5A5F66"/>
+              <w:sz w:val="15"/>
+              <w:szCs w:val="15"/>
+            </w:rPr>
+            <w:fldChar w:fldCharType="end"/>
           </w:r>
         </w:p>
       </w:tc>
@@ -5468,5 +5575,23 @@
       </w:tblCellMar>
     </w:tblPr>
   </w:style>
+  <w:style w:type="paragraph" w:styleId="Heading1">
+    <w:name w:val="heading 1"/>
+    <w:basedOn w:val="Normal"/>
+    <w:pPr>
+      <w:outlineLvl w:val="0"/>
+      <w:keepNext w:val="0"/>
+      <w:keepLines w:val="0"/>
+    </w:pPr>
+  </w:style>
+  <w:style w:type="paragraph" w:styleId="Heading2">
+    <w:name w:val="heading 2"/>
+    <w:basedOn w:val="Normal"/>
+    <w:pPr>
+      <w:outlineLvl w:val="1"/>
+      <w:keepNext w:val="0"/>
+      <w:keepLines w:val="0"/>
+    </w:pPr>
+  </w:style>
 </w:styles>
 </file>